--- a/Videojuego/Ingeniería de Software/Historias de usuario.docx
+++ b/Videojuego/Ingeniería de Software/Historias de usuario.docx
@@ -23,7 +23,7 @@
           <w:noProof/>
         </w:rPr>
         <w:drawing>
-          <wp:inline distT="0" distB="0" distL="0" distR="0" wp14:anchorId="68E16FA4" wp14:editId="2B84C8A9">
+          <wp:inline distT="0" distB="0" distL="0" distR="0" wp14:anchorId="52E8C7AD" wp14:editId="47412073">
             <wp:extent cx="5612130" cy="1761490"/>
             <wp:effectExtent l="0" t="0" r="0" b="0"/>
             <wp:docPr id="1" name="image1.jpg"/>
@@ -278,21 +278,7 @@
         <w:rPr>
           <w:rFonts w:ascii="Times New Roman" w:eastAsia="Times New Roman" w:hAnsi="Times New Roman" w:cs="Times New Roman"/>
         </w:rPr>
-        <w:t xml:space="preserve">Arantza Monique Mercado </w:t>
-      </w:r>
-      <w:proofErr w:type="gramStart"/>
-      <w:r>
-        <w:rPr>
-          <w:rFonts w:ascii="Times New Roman" w:eastAsia="Times New Roman" w:hAnsi="Times New Roman" w:cs="Times New Roman"/>
-        </w:rPr>
-        <w:t>Moreno  |</w:t>
-      </w:r>
-      <w:proofErr w:type="gramEnd"/>
-      <w:r>
-        <w:rPr>
-          <w:rFonts w:ascii="Times New Roman" w:eastAsia="Times New Roman" w:hAnsi="Times New Roman" w:cs="Times New Roman"/>
-        </w:rPr>
-        <w:t xml:space="preserve"> A01786962</w:t>
+        <w:t>Arantza Monique Mercado Moreno  | A01786962</w:t>
       </w:r>
     </w:p>
     <w:p>
@@ -380,19 +366,7 @@
         <w:rPr>
           <w:rFonts w:ascii="Times New Roman" w:eastAsia="Times New Roman" w:hAnsi="Times New Roman" w:cs="Times New Roman"/>
         </w:rPr>
-        <w:t xml:space="preserve">Julián: </w:t>
-      </w:r>
-      <w:r>
-        <w:rPr>
-          <w:rFonts w:ascii="Times New Roman" w:eastAsia="Times New Roman" w:hAnsi="Times New Roman" w:cs="Times New Roman"/>
-        </w:rPr>
-        <w:t>5</w:t>
-      </w:r>
-      <w:r>
-        <w:rPr>
-          <w:rFonts w:ascii="Times New Roman" w:eastAsia="Times New Roman" w:hAnsi="Times New Roman" w:cs="Times New Roman"/>
-        </w:rPr>
-        <w:t>0%</w:t>
+        <w:t>Julián: 50%</w:t>
       </w:r>
     </w:p>
     <w:p>
@@ -411,19 +385,7 @@
         <w:rPr>
           <w:rFonts w:ascii="Times New Roman" w:eastAsia="Times New Roman" w:hAnsi="Times New Roman" w:cs="Times New Roman"/>
         </w:rPr>
-        <w:t xml:space="preserve">Monique: </w:t>
-      </w:r>
-      <w:r>
-        <w:rPr>
-          <w:rFonts w:ascii="Times New Roman" w:eastAsia="Times New Roman" w:hAnsi="Times New Roman" w:cs="Times New Roman"/>
-        </w:rPr>
-        <w:t>5</w:t>
-      </w:r>
-      <w:r>
-        <w:rPr>
-          <w:rFonts w:ascii="Times New Roman" w:eastAsia="Times New Roman" w:hAnsi="Times New Roman" w:cs="Times New Roman"/>
-        </w:rPr>
-        <w:t>0%</w:t>
+        <w:t>Monique: 50%</w:t>
       </w:r>
     </w:p>
     <w:p>
@@ -629,7 +591,7 @@
       <w:pPr>
         <w:numPr>
           <w:ilvl w:val="0"/>
-          <w:numId w:val="3"/>
+          <w:numId w:val="4"/>
         </w:numPr>
         <w:spacing w:after="0" w:line="276" w:lineRule="auto"/>
         <w:jc w:val="both"/>
@@ -642,25 +604,6 @@
           <w:rFonts w:ascii="Times New Roman" w:eastAsia="Times New Roman" w:hAnsi="Times New Roman" w:cs="Times New Roman"/>
         </w:rPr>
         <w:t>Quiero poder ver la página web libremente, sin necesidad de una cuenta.</w:t>
-      </w:r>
-    </w:p>
-    <w:p>
-      <w:pPr>
-        <w:numPr>
-          <w:ilvl w:val="0"/>
-          <w:numId w:val="3"/>
-        </w:numPr>
-        <w:spacing w:after="0" w:line="276" w:lineRule="auto"/>
-        <w:jc w:val="both"/>
-        <w:rPr>
-          <w:rFonts w:ascii="Times New Roman" w:eastAsia="Times New Roman" w:hAnsi="Times New Roman" w:cs="Times New Roman"/>
-        </w:rPr>
-      </w:pPr>
-      <w:r>
-        <w:rPr>
-          <w:rFonts w:ascii="Times New Roman" w:eastAsia="Times New Roman" w:hAnsi="Times New Roman" w:cs="Times New Roman"/>
-        </w:rPr>
-        <w:t>Quiero acceder a un videojuego dentro de la página web si tengo los permisos correspondientes.</w:t>
       </w:r>
     </w:p>
     <w:p>
@@ -679,14 +622,14 @@
         <w:rPr>
           <w:rFonts w:ascii="Times New Roman" w:eastAsia="Times New Roman" w:hAnsi="Times New Roman" w:cs="Times New Roman"/>
         </w:rPr>
-        <w:t>Quiero un sistema de login que controle quién puede acceder al videojuego (la página web es pública; el juego, no).</w:t>
+        <w:t>Quiero acceder a un videojuego dentro de la página web si tengo los permisos correspondientes.</w:t>
       </w:r>
     </w:p>
     <w:p>
       <w:pPr>
         <w:numPr>
           <w:ilvl w:val="0"/>
-          <w:numId w:val="4"/>
+          <w:numId w:val="5"/>
         </w:numPr>
         <w:spacing w:after="0" w:line="276" w:lineRule="auto"/>
         <w:jc w:val="both"/>
@@ -698,14 +641,14 @@
         <w:rPr>
           <w:rFonts w:ascii="Times New Roman" w:eastAsia="Times New Roman" w:hAnsi="Times New Roman" w:cs="Times New Roman"/>
         </w:rPr>
-        <w:t>Quiero que la página web tenga las siguientes secciones: Inicio, Tutorial, Logros y Estadísticas.</w:t>
+        <w:t>Quiero un sistema de login que controle quién puede acceder al videojuego (la página web es pública; el juego, no).</w:t>
       </w:r>
     </w:p>
     <w:p>
       <w:pPr>
         <w:numPr>
           <w:ilvl w:val="0"/>
-          <w:numId w:val="4"/>
+          <w:numId w:val="5"/>
         </w:numPr>
         <w:spacing w:after="0" w:line="276" w:lineRule="auto"/>
         <w:jc w:val="both"/>
@@ -717,14 +660,14 @@
         <w:rPr>
           <w:rFonts w:ascii="Times New Roman" w:eastAsia="Times New Roman" w:hAnsi="Times New Roman" w:cs="Times New Roman"/>
         </w:rPr>
-        <w:t>Quiero que la sección de Estadísticas tenga gráficos interactivos (¿quién jugó más?, ¿quién menos?, etc.) para tomar decisiones.</w:t>
+        <w:t>Quiero que la página web tenga las siguientes secciones: Inicio, Tutorial, Logros y Estadísticas.</w:t>
       </w:r>
     </w:p>
     <w:p>
       <w:pPr>
         <w:numPr>
           <w:ilvl w:val="0"/>
-          <w:numId w:val="4"/>
+          <w:numId w:val="5"/>
         </w:numPr>
         <w:spacing w:after="0" w:line="276" w:lineRule="auto"/>
         <w:jc w:val="both"/>
@@ -736,6 +679,25 @@
         <w:rPr>
           <w:rFonts w:ascii="Times New Roman" w:eastAsia="Times New Roman" w:hAnsi="Times New Roman" w:cs="Times New Roman"/>
         </w:rPr>
+        <w:t>Quiero que la sección de Estadísticas tenga gráficos interactivos (¿quién jugó más?, ¿quién menos?, etc.) para tomar decisiones.</w:t>
+      </w:r>
+    </w:p>
+    <w:p>
+      <w:pPr>
+        <w:numPr>
+          <w:ilvl w:val="0"/>
+          <w:numId w:val="5"/>
+        </w:numPr>
+        <w:spacing w:after="0" w:line="276" w:lineRule="auto"/>
+        <w:jc w:val="both"/>
+        <w:rPr>
+          <w:rFonts w:ascii="Times New Roman" w:eastAsia="Times New Roman" w:hAnsi="Times New Roman" w:cs="Times New Roman"/>
+        </w:rPr>
+      </w:pPr>
+      <w:r>
+        <w:rPr>
+          <w:rFonts w:ascii="Times New Roman" w:eastAsia="Times New Roman" w:hAnsi="Times New Roman" w:cs="Times New Roman"/>
+        </w:rPr>
         <w:t>Quiero poder desplegar la página web tanto en local como en producción (con dominio propio).</w:t>
       </w:r>
     </w:p>
@@ -743,7 +705,7 @@
       <w:pPr>
         <w:numPr>
           <w:ilvl w:val="0"/>
-          <w:numId w:val="4"/>
+          <w:numId w:val="5"/>
         </w:numPr>
         <w:spacing w:after="0" w:line="276" w:lineRule="auto"/>
         <w:jc w:val="both"/>
@@ -838,7 +800,7 @@
       <w:pPr>
         <w:numPr>
           <w:ilvl w:val="0"/>
-          <w:numId w:val="6"/>
+          <w:numId w:val="7"/>
         </w:numPr>
         <w:spacing w:after="0" w:line="276" w:lineRule="auto"/>
         <w:jc w:val="both"/>
@@ -857,7 +819,7 @@
       <w:pPr>
         <w:numPr>
           <w:ilvl w:val="0"/>
-          <w:numId w:val="6"/>
+          <w:numId w:val="7"/>
         </w:numPr>
         <w:spacing w:after="0" w:line="276" w:lineRule="auto"/>
         <w:jc w:val="both"/>
@@ -877,7 +839,7 @@
       <w:pPr>
         <w:numPr>
           <w:ilvl w:val="0"/>
-          <w:numId w:val="8"/>
+          <w:numId w:val="9"/>
         </w:numPr>
         <w:spacing w:after="0" w:line="276" w:lineRule="auto"/>
         <w:jc w:val="both"/>
@@ -896,7 +858,7 @@
       <w:pPr>
         <w:numPr>
           <w:ilvl w:val="0"/>
-          <w:numId w:val="8"/>
+          <w:numId w:val="9"/>
         </w:numPr>
         <w:spacing w:after="0" w:line="276" w:lineRule="auto"/>
         <w:jc w:val="both"/>
@@ -915,7 +877,7 @@
       <w:pPr>
         <w:numPr>
           <w:ilvl w:val="0"/>
-          <w:numId w:val="8"/>
+          <w:numId w:val="9"/>
         </w:numPr>
         <w:spacing w:after="0" w:line="276" w:lineRule="auto"/>
         <w:jc w:val="both"/>
@@ -934,7 +896,7 @@
       <w:pPr>
         <w:numPr>
           <w:ilvl w:val="0"/>
-          <w:numId w:val="8"/>
+          <w:numId w:val="9"/>
         </w:numPr>
         <w:spacing w:after="240" w:line="276" w:lineRule="auto"/>
         <w:jc w:val="both"/>
@@ -946,21 +908,7 @@
         <w:rPr>
           <w:rFonts w:ascii="Times New Roman" w:eastAsia="Times New Roman" w:hAnsi="Times New Roman" w:cs="Times New Roman"/>
         </w:rPr>
-        <w:t xml:space="preserve">Si hay conflictos en el equipo, los involucrados deben comunicarlo a los Product Owners / Scrum </w:t>
-      </w:r>
-      <w:proofErr w:type="gramStart"/>
-      <w:r>
-        <w:rPr>
-          <w:rFonts w:ascii="Times New Roman" w:eastAsia="Times New Roman" w:hAnsi="Times New Roman" w:cs="Times New Roman"/>
-        </w:rPr>
-        <w:t>Masters</w:t>
-      </w:r>
-      <w:proofErr w:type="gramEnd"/>
-      <w:r>
-        <w:rPr>
-          <w:rFonts w:ascii="Times New Roman" w:eastAsia="Times New Roman" w:hAnsi="Times New Roman" w:cs="Times New Roman"/>
-        </w:rPr>
-        <w:t>. De lo contrario, se asume que todo va bien y la calificación baja para todos.</w:t>
+        <w:t>Si hay conflictos en el equipo, los involucrados deben comunicarlo a los Product Owners / Scrum Masters. De lo contrario, se asume que todo va bien y la calificación baja para todos.</w:t>
       </w:r>
     </w:p>
     <w:p>
@@ -1562,7 +1510,7 @@
             <w:pPr>
               <w:numPr>
                 <w:ilvl w:val="0"/>
-                <w:numId w:val="5"/>
+                <w:numId w:val="6"/>
               </w:numPr>
               <w:spacing w:after="160" w:line="278" w:lineRule="auto"/>
               <w:jc w:val="both"/>
@@ -1834,7 +1782,7 @@
             <w:pPr>
               <w:numPr>
                 <w:ilvl w:val="0"/>
-                <w:numId w:val="5"/>
+                <w:numId w:val="6"/>
               </w:numPr>
               <w:spacing w:after="160" w:line="278" w:lineRule="auto"/>
               <w:jc w:val="both"/>
@@ -1846,28 +1794,14 @@
               <w:rPr>
                 <w:rFonts w:ascii="Times New Roman" w:eastAsia="Times New Roman" w:hAnsi="Times New Roman" w:cs="Times New Roman"/>
               </w:rPr>
-              <w:t xml:space="preserve">Comprobar que </w:t>
-            </w:r>
-            <w:proofErr w:type="gramStart"/>
-            <w:r>
-              <w:rPr>
-                <w:rFonts w:ascii="Times New Roman" w:eastAsia="Times New Roman" w:hAnsi="Times New Roman" w:cs="Times New Roman"/>
-              </w:rPr>
-              <w:t>el  juego</w:t>
-            </w:r>
-            <w:proofErr w:type="gramEnd"/>
-            <w:r>
-              <w:rPr>
-                <w:rFonts w:ascii="Times New Roman" w:eastAsia="Times New Roman" w:hAnsi="Times New Roman" w:cs="Times New Roman"/>
-              </w:rPr>
-              <w:t xml:space="preserve"> cargue y corra dentro de la página.</w:t>
+              <w:t>Comprobar que el  juego cargue y corra dentro de la página.</w:t>
             </w:r>
           </w:p>
           <w:p>
             <w:pPr>
               <w:numPr>
                 <w:ilvl w:val="0"/>
-                <w:numId w:val="5"/>
+                <w:numId w:val="6"/>
               </w:numPr>
               <w:spacing w:after="160" w:line="278" w:lineRule="auto"/>
               <w:jc w:val="both"/>
@@ -1886,7 +1820,7 @@
             <w:pPr>
               <w:numPr>
                 <w:ilvl w:val="0"/>
-                <w:numId w:val="5"/>
+                <w:numId w:val="6"/>
               </w:numPr>
               <w:spacing w:after="160" w:line="278" w:lineRule="auto"/>
               <w:jc w:val="both"/>
@@ -2136,7 +2070,7 @@
             <w:pPr>
               <w:numPr>
                 <w:ilvl w:val="0"/>
-                <w:numId w:val="5"/>
+                <w:numId w:val="6"/>
               </w:numPr>
               <w:spacing w:after="160" w:line="278" w:lineRule="auto"/>
               <w:jc w:val="both"/>
@@ -2148,28 +2082,14 @@
               <w:rPr>
                 <w:rFonts w:ascii="Times New Roman" w:eastAsia="Times New Roman" w:hAnsi="Times New Roman" w:cs="Times New Roman"/>
               </w:rPr>
-              <w:t xml:space="preserve">Comprobar que </w:t>
-            </w:r>
-            <w:proofErr w:type="gramStart"/>
-            <w:r>
-              <w:rPr>
-                <w:rFonts w:ascii="Times New Roman" w:eastAsia="Times New Roman" w:hAnsi="Times New Roman" w:cs="Times New Roman"/>
-              </w:rPr>
-              <w:t>el  juego</w:t>
-            </w:r>
-            <w:proofErr w:type="gramEnd"/>
-            <w:r>
-              <w:rPr>
-                <w:rFonts w:ascii="Times New Roman" w:eastAsia="Times New Roman" w:hAnsi="Times New Roman" w:cs="Times New Roman"/>
-              </w:rPr>
-              <w:t xml:space="preserve"> cargue y corra dentro de la página.</w:t>
+              <w:t>Comprobar que el  juego cargue y corra dentro de la página.</w:t>
             </w:r>
           </w:p>
           <w:p>
             <w:pPr>
               <w:numPr>
                 <w:ilvl w:val="0"/>
-                <w:numId w:val="5"/>
+                <w:numId w:val="6"/>
               </w:numPr>
               <w:spacing w:after="160" w:line="278" w:lineRule="auto"/>
               <w:jc w:val="both"/>
@@ -2188,7 +2108,7 @@
             <w:pPr>
               <w:numPr>
                 <w:ilvl w:val="0"/>
-                <w:numId w:val="5"/>
+                <w:numId w:val="6"/>
               </w:numPr>
               <w:spacing w:after="160" w:line="278" w:lineRule="auto"/>
               <w:jc w:val="both"/>
@@ -2447,7 +2367,7 @@
             <w:pPr>
               <w:numPr>
                 <w:ilvl w:val="0"/>
-                <w:numId w:val="5"/>
+                <w:numId w:val="6"/>
               </w:numPr>
               <w:spacing w:after="160" w:line="278" w:lineRule="auto"/>
               <w:jc w:val="both"/>
@@ -2466,7 +2386,7 @@
             <w:pPr>
               <w:numPr>
                 <w:ilvl w:val="0"/>
-                <w:numId w:val="5"/>
+                <w:numId w:val="6"/>
               </w:numPr>
               <w:spacing w:after="160" w:line="278" w:lineRule="auto"/>
               <w:jc w:val="both"/>
@@ -2485,7 +2405,7 @@
             <w:pPr>
               <w:numPr>
                 <w:ilvl w:val="0"/>
-                <w:numId w:val="5"/>
+                <w:numId w:val="6"/>
               </w:numPr>
               <w:spacing w:after="160" w:line="278" w:lineRule="auto"/>
               <w:jc w:val="both"/>
@@ -2504,7 +2424,7 @@
             <w:pPr>
               <w:numPr>
                 <w:ilvl w:val="0"/>
-                <w:numId w:val="5"/>
+                <w:numId w:val="6"/>
               </w:numPr>
               <w:spacing w:after="160" w:line="278" w:lineRule="auto"/>
               <w:jc w:val="both"/>
@@ -2685,7 +2605,6 @@
                 <w:rFonts w:ascii="Times New Roman" w:eastAsia="Times New Roman" w:hAnsi="Times New Roman" w:cs="Times New Roman"/>
               </w:rPr>
             </w:pPr>
-            <w:proofErr w:type="gramStart"/>
             <w:r>
               <w:rPr>
                 <w:rFonts w:ascii="Times New Roman" w:eastAsia="Times New Roman" w:hAnsi="Times New Roman" w:cs="Times New Roman"/>
@@ -2699,28 +2618,7 @@
               <w:rPr>
                 <w:rFonts w:ascii="Times New Roman" w:eastAsia="Times New Roman" w:hAnsi="Times New Roman" w:cs="Times New Roman"/>
               </w:rPr>
-              <w:t xml:space="preserve">  que</w:t>
-            </w:r>
-            <w:proofErr w:type="gramEnd"/>
-            <w:r>
-              <w:rPr>
-                <w:rFonts w:ascii="Times New Roman" w:eastAsia="Times New Roman" w:hAnsi="Times New Roman" w:cs="Times New Roman"/>
-              </w:rPr>
-              <w:t xml:space="preserve"> cualquier usuario pueda ver la página </w:t>
-            </w:r>
-            <w:proofErr w:type="gramStart"/>
-            <w:r>
-              <w:rPr>
-                <w:rFonts w:ascii="Times New Roman" w:eastAsia="Times New Roman" w:hAnsi="Times New Roman" w:cs="Times New Roman"/>
-              </w:rPr>
-              <w:t>web</w:t>
-            </w:r>
-            <w:proofErr w:type="gramEnd"/>
-            <w:r>
-              <w:rPr>
-                <w:rFonts w:ascii="Times New Roman" w:eastAsia="Times New Roman" w:hAnsi="Times New Roman" w:cs="Times New Roman"/>
-              </w:rPr>
-              <w:t xml:space="preserve"> pero no el videojuego</w:t>
+              <w:t xml:space="preserve">  que cualquier usuario pueda ver la página web pero no el videojuego</w:t>
             </w:r>
           </w:p>
           <w:p>
@@ -2777,7 +2675,7 @@
             <w:pPr>
               <w:numPr>
                 <w:ilvl w:val="0"/>
-                <w:numId w:val="5"/>
+                <w:numId w:val="6"/>
               </w:numPr>
               <w:spacing w:after="160" w:line="278" w:lineRule="auto"/>
               <w:jc w:val="both"/>
@@ -2796,7 +2694,7 @@
             <w:pPr>
               <w:numPr>
                 <w:ilvl w:val="0"/>
-                <w:numId w:val="5"/>
+                <w:numId w:val="6"/>
               </w:numPr>
               <w:spacing w:after="160" w:line="278" w:lineRule="auto"/>
               <w:jc w:val="both"/>
@@ -3053,7 +2951,7 @@
             <w:pPr>
               <w:numPr>
                 <w:ilvl w:val="0"/>
-                <w:numId w:val="5"/>
+                <w:numId w:val="6"/>
               </w:numPr>
               <w:spacing w:after="160" w:line="278" w:lineRule="auto"/>
               <w:jc w:val="both"/>
@@ -3072,7 +2970,7 @@
             <w:pPr>
               <w:numPr>
                 <w:ilvl w:val="0"/>
-                <w:numId w:val="5"/>
+                <w:numId w:val="6"/>
               </w:numPr>
               <w:spacing w:after="160" w:line="278" w:lineRule="auto"/>
               <w:jc w:val="both"/>
@@ -3091,7 +2989,7 @@
             <w:pPr>
               <w:numPr>
                 <w:ilvl w:val="0"/>
-                <w:numId w:val="5"/>
+                <w:numId w:val="6"/>
               </w:numPr>
               <w:spacing w:after="160" w:line="278" w:lineRule="auto"/>
               <w:jc w:val="both"/>
@@ -3343,7 +3241,7 @@
             <w:pPr>
               <w:numPr>
                 <w:ilvl w:val="0"/>
-                <w:numId w:val="5"/>
+                <w:numId w:val="6"/>
               </w:numPr>
               <w:spacing w:after="160" w:line="278" w:lineRule="auto"/>
               <w:jc w:val="both"/>
@@ -3362,7 +3260,7 @@
             <w:pPr>
               <w:numPr>
                 <w:ilvl w:val="0"/>
-                <w:numId w:val="5"/>
+                <w:numId w:val="6"/>
               </w:numPr>
               <w:spacing w:after="160" w:line="278" w:lineRule="auto"/>
               <w:jc w:val="both"/>
@@ -3614,7 +3512,7 @@
             <w:pPr>
               <w:numPr>
                 <w:ilvl w:val="0"/>
-                <w:numId w:val="5"/>
+                <w:numId w:val="6"/>
               </w:numPr>
               <w:spacing w:after="160" w:line="278" w:lineRule="auto"/>
               <w:jc w:val="both"/>
@@ -3633,7 +3531,7 @@
             <w:pPr>
               <w:numPr>
                 <w:ilvl w:val="0"/>
-                <w:numId w:val="5"/>
+                <w:numId w:val="6"/>
               </w:numPr>
               <w:spacing w:after="160" w:line="278" w:lineRule="auto"/>
               <w:jc w:val="both"/>
@@ -3652,7 +3550,7 @@
             <w:pPr>
               <w:numPr>
                 <w:ilvl w:val="0"/>
-                <w:numId w:val="5"/>
+                <w:numId w:val="6"/>
               </w:numPr>
               <w:spacing w:after="160" w:line="278" w:lineRule="auto"/>
               <w:jc w:val="both"/>
@@ -3903,7 +3801,7 @@
             <w:pPr>
               <w:numPr>
                 <w:ilvl w:val="0"/>
-                <w:numId w:val="5"/>
+                <w:numId w:val="6"/>
               </w:numPr>
               <w:spacing w:after="160" w:line="278" w:lineRule="auto"/>
               <w:jc w:val="both"/>
@@ -3922,7 +3820,7 @@
             <w:pPr>
               <w:numPr>
                 <w:ilvl w:val="0"/>
-                <w:numId w:val="5"/>
+                <w:numId w:val="6"/>
               </w:numPr>
               <w:spacing w:after="160" w:line="278" w:lineRule="auto"/>
               <w:jc w:val="both"/>
@@ -3941,7 +3839,7 @@
             <w:pPr>
               <w:numPr>
                 <w:ilvl w:val="0"/>
-                <w:numId w:val="5"/>
+                <w:numId w:val="6"/>
               </w:numPr>
               <w:spacing w:after="160" w:line="278" w:lineRule="auto"/>
               <w:jc w:val="both"/>
@@ -4194,7 +4092,7 @@
             <w:pPr>
               <w:numPr>
                 <w:ilvl w:val="0"/>
-                <w:numId w:val="5"/>
+                <w:numId w:val="6"/>
               </w:numPr>
               <w:spacing w:after="160" w:line="278" w:lineRule="auto"/>
               <w:jc w:val="both"/>
@@ -4210,7 +4108,7 @@
             <w:pPr>
               <w:numPr>
                 <w:ilvl w:val="0"/>
-                <w:numId w:val="5"/>
+                <w:numId w:val="6"/>
               </w:numPr>
               <w:spacing w:after="160" w:line="278" w:lineRule="auto"/>
               <w:jc w:val="both"/>
@@ -4229,7 +4127,7 @@
             <w:pPr>
               <w:numPr>
                 <w:ilvl w:val="0"/>
-                <w:numId w:val="5"/>
+                <w:numId w:val="6"/>
               </w:numPr>
               <w:spacing w:after="160" w:line="278" w:lineRule="auto"/>
               <w:jc w:val="both"/>
@@ -4248,7 +4146,7 @@
             <w:pPr>
               <w:numPr>
                 <w:ilvl w:val="0"/>
-                <w:numId w:val="5"/>
+                <w:numId w:val="6"/>
               </w:numPr>
               <w:spacing w:after="160" w:line="278" w:lineRule="auto"/>
               <w:jc w:val="both"/>
@@ -4267,7 +4165,7 @@
             <w:pPr>
               <w:numPr>
                 <w:ilvl w:val="0"/>
-                <w:numId w:val="5"/>
+                <w:numId w:val="6"/>
               </w:numPr>
               <w:spacing w:after="160" w:line="278" w:lineRule="auto"/>
               <w:jc w:val="both"/>
@@ -4279,21 +4177,7 @@
               <w:rPr>
                 <w:rFonts w:ascii="Times New Roman" w:eastAsia="Times New Roman" w:hAnsi="Times New Roman" w:cs="Times New Roman"/>
               </w:rPr>
-              <w:t xml:space="preserve">Comprobar </w:t>
-            </w:r>
-            <w:proofErr w:type="gramStart"/>
-            <w:r>
-              <w:rPr>
-                <w:rFonts w:ascii="Times New Roman" w:eastAsia="Times New Roman" w:hAnsi="Times New Roman" w:cs="Times New Roman"/>
-              </w:rPr>
-              <w:t>que</w:t>
-            </w:r>
-            <w:proofErr w:type="gramEnd"/>
-            <w:r>
-              <w:rPr>
-                <w:rFonts w:ascii="Times New Roman" w:eastAsia="Times New Roman" w:hAnsi="Times New Roman" w:cs="Times New Roman"/>
-              </w:rPr>
-              <w:t xml:space="preserve"> en cada nivel, los elementos cambian de posición o forma cada vez que el jugador entra.</w:t>
+              <w:t>Comprobar que en cada nivel, los elementos cambian de posición o forma cada vez que el jugador entra.</w:t>
             </w:r>
           </w:p>
         </w:tc>
@@ -4532,7 +4416,7 @@
             <w:pPr>
               <w:numPr>
                 <w:ilvl w:val="0"/>
-                <w:numId w:val="5"/>
+                <w:numId w:val="6"/>
               </w:numPr>
               <w:spacing w:after="160" w:line="278" w:lineRule="auto"/>
               <w:jc w:val="both"/>
@@ -4549,7 +4433,7 @@
             <w:pPr>
               <w:numPr>
                 <w:ilvl w:val="0"/>
-                <w:numId w:val="5"/>
+                <w:numId w:val="6"/>
               </w:numPr>
               <w:spacing w:after="160" w:line="278" w:lineRule="auto"/>
               <w:jc w:val="both"/>
@@ -4568,7 +4452,7 @@
             <w:pPr>
               <w:numPr>
                 <w:ilvl w:val="0"/>
-                <w:numId w:val="5"/>
+                <w:numId w:val="6"/>
               </w:numPr>
               <w:spacing w:after="160" w:line="278" w:lineRule="auto"/>
               <w:jc w:val="both"/>
@@ -4587,7 +4471,7 @@
             <w:pPr>
               <w:numPr>
                 <w:ilvl w:val="0"/>
-                <w:numId w:val="5"/>
+                <w:numId w:val="6"/>
               </w:numPr>
               <w:spacing w:after="160" w:line="278" w:lineRule="auto"/>
               <w:jc w:val="both"/>
@@ -4839,7 +4723,7 @@
             <w:pPr>
               <w:numPr>
                 <w:ilvl w:val="0"/>
-                <w:numId w:val="5"/>
+                <w:numId w:val="6"/>
               </w:numPr>
               <w:spacing w:after="160" w:line="278" w:lineRule="auto"/>
               <w:jc w:val="both"/>
@@ -4855,7 +4739,7 @@
             <w:pPr>
               <w:numPr>
                 <w:ilvl w:val="0"/>
-                <w:numId w:val="5"/>
+                <w:numId w:val="6"/>
               </w:numPr>
               <w:spacing w:after="160" w:line="278" w:lineRule="auto"/>
               <w:jc w:val="both"/>
@@ -5114,7 +4998,7 @@
             <w:pPr>
               <w:numPr>
                 <w:ilvl w:val="0"/>
-                <w:numId w:val="5"/>
+                <w:numId w:val="6"/>
               </w:numPr>
               <w:spacing w:after="160" w:line="278" w:lineRule="auto"/>
               <w:jc w:val="both"/>
@@ -5131,7 +5015,7 @@
             <w:pPr>
               <w:numPr>
                 <w:ilvl w:val="0"/>
-                <w:numId w:val="5"/>
+                <w:numId w:val="6"/>
               </w:numPr>
               <w:spacing w:after="160" w:line="278" w:lineRule="auto"/>
               <w:jc w:val="both"/>
@@ -5386,7 +5270,7 @@
             <w:pPr>
               <w:numPr>
                 <w:ilvl w:val="0"/>
-                <w:numId w:val="5"/>
+                <w:numId w:val="6"/>
               </w:numPr>
               <w:spacing w:after="160" w:line="278" w:lineRule="auto"/>
               <w:jc w:val="both"/>
@@ -5402,7 +5286,7 @@
             <w:pPr>
               <w:numPr>
                 <w:ilvl w:val="0"/>
-                <w:numId w:val="5"/>
+                <w:numId w:val="6"/>
               </w:numPr>
               <w:spacing w:after="160" w:line="278" w:lineRule="auto"/>
               <w:jc w:val="both"/>
@@ -5421,7 +5305,7 @@
             <w:pPr>
               <w:numPr>
                 <w:ilvl w:val="0"/>
-                <w:numId w:val="5"/>
+                <w:numId w:val="6"/>
               </w:numPr>
               <w:spacing w:after="160" w:line="278" w:lineRule="auto"/>
               <w:jc w:val="both"/>
@@ -5440,7 +5324,7 @@
             <w:pPr>
               <w:numPr>
                 <w:ilvl w:val="0"/>
-                <w:numId w:val="5"/>
+                <w:numId w:val="6"/>
               </w:numPr>
               <w:spacing w:after="160" w:line="278" w:lineRule="auto"/>
               <w:jc w:val="both"/>
@@ -5695,7 +5579,7 @@
             <w:pPr>
               <w:numPr>
                 <w:ilvl w:val="0"/>
-                <w:numId w:val="5"/>
+                <w:numId w:val="6"/>
               </w:numPr>
               <w:spacing w:after="160" w:line="278" w:lineRule="auto"/>
               <w:jc w:val="both"/>
@@ -5715,7 +5599,7 @@
             <w:pPr>
               <w:numPr>
                 <w:ilvl w:val="0"/>
-                <w:numId w:val="5"/>
+                <w:numId w:val="6"/>
               </w:numPr>
               <w:spacing w:after="160" w:line="278" w:lineRule="auto"/>
               <w:jc w:val="both"/>
@@ -5980,7 +5864,7 @@
             <w:pPr>
               <w:numPr>
                 <w:ilvl w:val="0"/>
-                <w:numId w:val="5"/>
+                <w:numId w:val="6"/>
               </w:numPr>
               <w:spacing w:after="160" w:line="278" w:lineRule="auto"/>
               <w:jc w:val="both"/>
@@ -5999,7 +5883,7 @@
             <w:pPr>
               <w:numPr>
                 <w:ilvl w:val="0"/>
-                <w:numId w:val="5"/>
+                <w:numId w:val="6"/>
               </w:numPr>
               <w:spacing w:after="160" w:line="278" w:lineRule="auto"/>
               <w:jc w:val="both"/>
@@ -6018,7 +5902,7 @@
             <w:pPr>
               <w:numPr>
                 <w:ilvl w:val="0"/>
-                <w:numId w:val="5"/>
+                <w:numId w:val="6"/>
               </w:numPr>
               <w:spacing w:after="160" w:line="278" w:lineRule="auto"/>
               <w:jc w:val="both"/>
@@ -6037,7 +5921,7 @@
             <w:pPr>
               <w:numPr>
                 <w:ilvl w:val="0"/>
-                <w:numId w:val="5"/>
+                <w:numId w:val="6"/>
               </w:numPr>
               <w:spacing w:after="160" w:line="278" w:lineRule="auto"/>
               <w:jc w:val="both"/>
@@ -6149,43 +6033,7 @@
                 <w:b/>
                 <w:bCs/>
               </w:rPr>
-              <w:t xml:space="preserve">En nuestro juego solo </w:t>
-            </w:r>
-            <w:proofErr w:type="gramStart"/>
-            <w:r>
-              <w:rPr>
-                <w:rFonts w:ascii="Times New Roman" w:eastAsia="Times New Roman" w:hAnsi="Times New Roman" w:cs="Times New Roman"/>
-                <w:b/>
-                <w:bCs/>
-              </w:rPr>
-              <w:t>va</w:t>
-            </w:r>
-            <w:proofErr w:type="gramEnd"/>
-            <w:r>
-              <w:rPr>
-                <w:rFonts w:ascii="Times New Roman" w:eastAsia="Times New Roman" w:hAnsi="Times New Roman" w:cs="Times New Roman"/>
-                <w:b/>
-                <w:bCs/>
-              </w:rPr>
-              <w:t xml:space="preserve"> haber un personaje así que descartamos esta </w:t>
-            </w:r>
-            <w:proofErr w:type="gramStart"/>
-            <w:r>
-              <w:rPr>
-                <w:rFonts w:ascii="Times New Roman" w:eastAsia="Times New Roman" w:hAnsi="Times New Roman" w:cs="Times New Roman"/>
-                <w:b/>
-                <w:bCs/>
-              </w:rPr>
-              <w:t>UH</w:t>
-            </w:r>
-            <w:proofErr w:type="gramEnd"/>
-            <w:r>
-              <w:rPr>
-                <w:rFonts w:ascii="Times New Roman" w:eastAsia="Times New Roman" w:hAnsi="Times New Roman" w:cs="Times New Roman"/>
-                <w:b/>
-                <w:bCs/>
-              </w:rPr>
-              <w:t xml:space="preserve"> pero se anotó por si acaso.</w:t>
+              <w:t>En nuestro juego solo va haber un personaje así que descartamos esta UH pero se anotó por si acaso.</w:t>
             </w:r>
           </w:p>
         </w:tc>
@@ -6360,7 +6208,7 @@
             <w:pPr>
               <w:numPr>
                 <w:ilvl w:val="0"/>
-                <w:numId w:val="5"/>
+                <w:numId w:val="6"/>
               </w:numPr>
               <w:spacing w:after="160" w:line="278" w:lineRule="auto"/>
               <w:jc w:val="both"/>
@@ -6379,7 +6227,7 @@
             <w:pPr>
               <w:numPr>
                 <w:ilvl w:val="0"/>
-                <w:numId w:val="5"/>
+                <w:numId w:val="6"/>
               </w:numPr>
               <w:spacing w:after="160" w:line="278" w:lineRule="auto"/>
               <w:jc w:val="both"/>
@@ -6398,7 +6246,7 @@
             <w:pPr>
               <w:numPr>
                 <w:ilvl w:val="0"/>
-                <w:numId w:val="5"/>
+                <w:numId w:val="6"/>
               </w:numPr>
               <w:spacing w:after="160" w:line="278" w:lineRule="auto"/>
               <w:jc w:val="both"/>
@@ -6597,21 +6445,7 @@
               <w:rPr>
                 <w:rFonts w:ascii="Times New Roman" w:eastAsia="Times New Roman" w:hAnsi="Times New Roman" w:cs="Times New Roman"/>
               </w:rPr>
-              <w:t xml:space="preserve"> en la sección de estadísticas </w:t>
-            </w:r>
-            <w:proofErr w:type="gramStart"/>
-            <w:r>
-              <w:rPr>
-                <w:rFonts w:ascii="Times New Roman" w:eastAsia="Times New Roman" w:hAnsi="Times New Roman" w:cs="Times New Roman"/>
-              </w:rPr>
-              <w:t>hayan</w:t>
-            </w:r>
-            <w:proofErr w:type="gramEnd"/>
-            <w:r>
-              <w:rPr>
-                <w:rFonts w:ascii="Times New Roman" w:eastAsia="Times New Roman" w:hAnsi="Times New Roman" w:cs="Times New Roman"/>
-              </w:rPr>
-              <w:t xml:space="preserve"> gráficos interactivos</w:t>
+              <w:t xml:space="preserve"> en la sección de estadísticas hayan gráficos interactivos</w:t>
             </w:r>
           </w:p>
           <w:p>
@@ -6667,7 +6501,7 @@
             <w:pPr>
               <w:numPr>
                 <w:ilvl w:val="0"/>
-                <w:numId w:val="5"/>
+                <w:numId w:val="6"/>
               </w:numPr>
               <w:spacing w:after="160" w:line="278" w:lineRule="auto"/>
               <w:jc w:val="both"/>
@@ -6686,7 +6520,7 @@
             <w:pPr>
               <w:numPr>
                 <w:ilvl w:val="0"/>
-                <w:numId w:val="5"/>
+                <w:numId w:val="6"/>
               </w:numPr>
               <w:spacing w:after="160" w:line="278" w:lineRule="auto"/>
               <w:jc w:val="both"/>
@@ -6705,7 +6539,7 @@
             <w:pPr>
               <w:numPr>
                 <w:ilvl w:val="0"/>
-                <w:numId w:val="5"/>
+                <w:numId w:val="6"/>
               </w:numPr>
               <w:spacing w:after="160" w:line="278" w:lineRule="auto"/>
               <w:jc w:val="both"/>
@@ -6724,7 +6558,7 @@
             <w:pPr>
               <w:numPr>
                 <w:ilvl w:val="0"/>
-                <w:numId w:val="5"/>
+                <w:numId w:val="6"/>
               </w:numPr>
               <w:spacing w:after="160" w:line="278" w:lineRule="auto"/>
               <w:jc w:val="both"/>
@@ -6743,7 +6577,7 @@
             <w:pPr>
               <w:numPr>
                 <w:ilvl w:val="0"/>
-                <w:numId w:val="5"/>
+                <w:numId w:val="6"/>
               </w:numPr>
               <w:spacing w:after="160" w:line="278" w:lineRule="auto"/>
               <w:jc w:val="both"/>
@@ -7000,7 +6834,7 @@
             <w:pPr>
               <w:numPr>
                 <w:ilvl w:val="0"/>
-                <w:numId w:val="5"/>
+                <w:numId w:val="6"/>
               </w:numPr>
               <w:spacing w:after="160" w:line="278" w:lineRule="auto"/>
               <w:jc w:val="both"/>
@@ -7019,7 +6853,7 @@
             <w:pPr>
               <w:numPr>
                 <w:ilvl w:val="0"/>
-                <w:numId w:val="5"/>
+                <w:numId w:val="6"/>
               </w:numPr>
               <w:spacing w:after="160" w:line="278" w:lineRule="auto"/>
               <w:jc w:val="both"/>
@@ -7031,28 +6865,14 @@
               <w:rPr>
                 <w:rFonts w:ascii="Times New Roman" w:eastAsia="Times New Roman" w:hAnsi="Times New Roman" w:cs="Times New Roman"/>
               </w:rPr>
-              <w:t xml:space="preserve">Comprobar </w:t>
-            </w:r>
-            <w:proofErr w:type="gramStart"/>
-            <w:r>
-              <w:rPr>
-                <w:rFonts w:ascii="Times New Roman" w:eastAsia="Times New Roman" w:hAnsi="Times New Roman" w:cs="Times New Roman"/>
-              </w:rPr>
-              <w:t>que</w:t>
-            </w:r>
-            <w:proofErr w:type="gramEnd"/>
-            <w:r>
-              <w:rPr>
-                <w:rFonts w:ascii="Times New Roman" w:eastAsia="Times New Roman" w:hAnsi="Times New Roman" w:cs="Times New Roman"/>
-              </w:rPr>
-              <w:t xml:space="preserve"> si el jugador no termina el laberinto en el intervalo del timer, este será regresado al inicio.</w:t>
+              <w:t>Comprobar que si el jugador no termina el laberinto en el intervalo del timer, este será regresado al inicio.</w:t>
             </w:r>
           </w:p>
           <w:p>
             <w:pPr>
               <w:numPr>
                 <w:ilvl w:val="0"/>
-                <w:numId w:val="5"/>
+                <w:numId w:val="6"/>
               </w:numPr>
               <w:spacing w:after="160" w:line="278" w:lineRule="auto"/>
               <w:jc w:val="both"/>
@@ -7315,7 +7135,7 @@
             <w:pPr>
               <w:numPr>
                 <w:ilvl w:val="0"/>
-                <w:numId w:val="5"/>
+                <w:numId w:val="6"/>
               </w:numPr>
               <w:spacing w:after="160" w:line="278" w:lineRule="auto"/>
               <w:jc w:val="both"/>
@@ -7334,7 +7154,7 @@
             <w:pPr>
               <w:numPr>
                 <w:ilvl w:val="0"/>
-                <w:numId w:val="5"/>
+                <w:numId w:val="6"/>
               </w:numPr>
               <w:spacing w:after="160" w:line="278" w:lineRule="auto"/>
               <w:jc w:val="both"/>
@@ -7353,7 +7173,7 @@
             <w:pPr>
               <w:numPr>
                 <w:ilvl w:val="0"/>
-                <w:numId w:val="5"/>
+                <w:numId w:val="6"/>
               </w:numPr>
               <w:spacing w:after="160" w:line="278" w:lineRule="auto"/>
               <w:jc w:val="both"/>
@@ -7604,7 +7424,7 @@
             <w:pPr>
               <w:numPr>
                 <w:ilvl w:val="0"/>
-                <w:numId w:val="5"/>
+                <w:numId w:val="6"/>
               </w:numPr>
               <w:spacing w:after="160" w:line="278" w:lineRule="auto"/>
               <w:jc w:val="both"/>
@@ -7623,7 +7443,7 @@
             <w:pPr>
               <w:numPr>
                 <w:ilvl w:val="0"/>
-                <w:numId w:val="5"/>
+                <w:numId w:val="6"/>
               </w:numPr>
               <w:spacing w:after="160" w:line="278" w:lineRule="auto"/>
               <w:jc w:val="both"/>
@@ -7872,7 +7692,7 @@
             <w:pPr>
               <w:numPr>
                 <w:ilvl w:val="0"/>
-                <w:numId w:val="5"/>
+                <w:numId w:val="6"/>
               </w:numPr>
               <w:spacing w:after="160" w:line="278" w:lineRule="auto"/>
               <w:jc w:val="both"/>
@@ -7891,7 +7711,7 @@
             <w:pPr>
               <w:numPr>
                 <w:ilvl w:val="0"/>
-                <w:numId w:val="5"/>
+                <w:numId w:val="6"/>
               </w:numPr>
               <w:spacing w:after="160" w:line="278" w:lineRule="auto"/>
               <w:jc w:val="both"/>
@@ -7910,7 +7730,7 @@
             <w:pPr>
               <w:numPr>
                 <w:ilvl w:val="0"/>
-                <w:numId w:val="5"/>
+                <w:numId w:val="6"/>
               </w:numPr>
               <w:spacing w:after="160" w:line="278" w:lineRule="auto"/>
               <w:jc w:val="both"/>
@@ -8160,7 +7980,7 @@
             <w:pPr>
               <w:numPr>
                 <w:ilvl w:val="0"/>
-                <w:numId w:val="5"/>
+                <w:numId w:val="6"/>
               </w:numPr>
               <w:spacing w:after="160" w:line="278" w:lineRule="auto"/>
               <w:jc w:val="both"/>
@@ -8179,7 +7999,7 @@
             <w:pPr>
               <w:numPr>
                 <w:ilvl w:val="0"/>
-                <w:numId w:val="5"/>
+                <w:numId w:val="6"/>
               </w:numPr>
               <w:spacing w:after="160" w:line="278" w:lineRule="auto"/>
               <w:jc w:val="both"/>
@@ -8198,7 +8018,7 @@
             <w:pPr>
               <w:numPr>
                 <w:ilvl w:val="0"/>
-                <w:numId w:val="5"/>
+                <w:numId w:val="6"/>
               </w:numPr>
               <w:spacing w:after="160" w:line="278" w:lineRule="auto"/>
               <w:jc w:val="both"/>
@@ -8210,21 +8030,7 @@
               <w:rPr>
                 <w:rFonts w:ascii="Times New Roman" w:eastAsia="Times New Roman" w:hAnsi="Times New Roman" w:cs="Times New Roman"/>
               </w:rPr>
-              <w:t xml:space="preserve">Comprobar </w:t>
-            </w:r>
-            <w:proofErr w:type="gramStart"/>
-            <w:r>
-              <w:rPr>
-                <w:rFonts w:ascii="Times New Roman" w:eastAsia="Times New Roman" w:hAnsi="Times New Roman" w:cs="Times New Roman"/>
-              </w:rPr>
-              <w:t>que</w:t>
-            </w:r>
-            <w:proofErr w:type="gramEnd"/>
-            <w:r>
-              <w:rPr>
-                <w:rFonts w:ascii="Times New Roman" w:eastAsia="Times New Roman" w:hAnsi="Times New Roman" w:cs="Times New Roman"/>
-              </w:rPr>
-              <w:t xml:space="preserve"> al regresar, el jugador puede continuar desde el punto guardado.</w:t>
+              <w:t>Comprobar que al regresar, el jugador puede continuar desde el punto guardado.</w:t>
             </w:r>
           </w:p>
         </w:tc>
@@ -8475,7 +8281,7 @@
             <w:pPr>
               <w:numPr>
                 <w:ilvl w:val="0"/>
-                <w:numId w:val="5"/>
+                <w:numId w:val="6"/>
               </w:numPr>
               <w:spacing w:after="160" w:line="278" w:lineRule="auto"/>
               <w:jc w:val="both"/>
@@ -8494,7 +8300,7 @@
             <w:pPr>
               <w:numPr>
                 <w:ilvl w:val="0"/>
-                <w:numId w:val="5"/>
+                <w:numId w:val="6"/>
               </w:numPr>
               <w:spacing w:after="160" w:line="278" w:lineRule="auto"/>
               <w:jc w:val="both"/>
@@ -8513,7 +8319,7 @@
             <w:pPr>
               <w:numPr>
                 <w:ilvl w:val="0"/>
-                <w:numId w:val="5"/>
+                <w:numId w:val="6"/>
               </w:numPr>
               <w:spacing w:after="160" w:line="278" w:lineRule="auto"/>
               <w:jc w:val="both"/>
@@ -8766,7 +8572,7 @@
             <w:pPr>
               <w:numPr>
                 <w:ilvl w:val="0"/>
-                <w:numId w:val="5"/>
+                <w:numId w:val="6"/>
               </w:numPr>
               <w:spacing w:after="160" w:line="278" w:lineRule="auto"/>
               <w:jc w:val="both"/>
@@ -8785,7 +8591,7 @@
             <w:pPr>
               <w:numPr>
                 <w:ilvl w:val="0"/>
-                <w:numId w:val="5"/>
+                <w:numId w:val="6"/>
               </w:numPr>
               <w:spacing w:after="160" w:line="278" w:lineRule="auto"/>
               <w:jc w:val="both"/>
@@ -8804,7 +8610,7 @@
             <w:pPr>
               <w:numPr>
                 <w:ilvl w:val="0"/>
-                <w:numId w:val="5"/>
+                <w:numId w:val="6"/>
               </w:numPr>
               <w:spacing w:after="160" w:line="278" w:lineRule="auto"/>
               <w:jc w:val="both"/>
@@ -8823,7 +8629,7 @@
             <w:pPr>
               <w:numPr>
                 <w:ilvl w:val="0"/>
-                <w:numId w:val="5"/>
+                <w:numId w:val="6"/>
               </w:numPr>
               <w:spacing w:after="160" w:line="278" w:lineRule="auto"/>
               <w:jc w:val="both"/>
@@ -9073,7 +8879,7 @@
             <w:pPr>
               <w:numPr>
                 <w:ilvl w:val="0"/>
-                <w:numId w:val="5"/>
+                <w:numId w:val="6"/>
               </w:numPr>
               <w:spacing w:after="160" w:line="278" w:lineRule="auto"/>
               <w:jc w:val="both"/>
@@ -9092,7 +8898,7 @@
             <w:pPr>
               <w:numPr>
                 <w:ilvl w:val="0"/>
-                <w:numId w:val="5"/>
+                <w:numId w:val="6"/>
               </w:numPr>
               <w:spacing w:after="160" w:line="278" w:lineRule="auto"/>
               <w:jc w:val="both"/>
@@ -9104,21 +8910,7 @@
               <w:rPr>
                 <w:rFonts w:ascii="Times New Roman" w:eastAsia="Times New Roman" w:hAnsi="Times New Roman" w:cs="Times New Roman"/>
               </w:rPr>
-              <w:t xml:space="preserve">Comprobar que el proyecto corre externamente como en un </w:t>
-            </w:r>
-            <w:proofErr w:type="gramStart"/>
-            <w:r>
-              <w:rPr>
-                <w:rFonts w:ascii="Times New Roman" w:eastAsia="Times New Roman" w:hAnsi="Times New Roman" w:cs="Times New Roman"/>
-              </w:rPr>
-              <w:t>server</w:t>
-            </w:r>
-            <w:proofErr w:type="gramEnd"/>
-            <w:r>
-              <w:rPr>
-                <w:rFonts w:ascii="Times New Roman" w:eastAsia="Times New Roman" w:hAnsi="Times New Roman" w:cs="Times New Roman"/>
-              </w:rPr>
-              <w:t>.</w:t>
+              <w:t>Comprobar que el proyecto corre externamente como en un server.</w:t>
             </w:r>
           </w:p>
         </w:tc>
@@ -9360,7 +9152,7 @@
             <w:pPr>
               <w:numPr>
                 <w:ilvl w:val="0"/>
-                <w:numId w:val="5"/>
+                <w:numId w:val="6"/>
               </w:numPr>
               <w:spacing w:after="160" w:line="278" w:lineRule="auto"/>
               <w:jc w:val="both"/>
@@ -9379,7 +9171,7 @@
             <w:pPr>
               <w:numPr>
                 <w:ilvl w:val="0"/>
-                <w:numId w:val="5"/>
+                <w:numId w:val="6"/>
               </w:numPr>
               <w:spacing w:after="160" w:line="278" w:lineRule="auto"/>
               <w:jc w:val="both"/>
@@ -9648,7 +9440,7 @@
             <w:pPr>
               <w:numPr>
                 <w:ilvl w:val="0"/>
-                <w:numId w:val="5"/>
+                <w:numId w:val="6"/>
               </w:numPr>
               <w:spacing w:after="160" w:line="278" w:lineRule="auto"/>
               <w:jc w:val="both"/>
@@ -9667,7 +9459,7 @@
             <w:pPr>
               <w:numPr>
                 <w:ilvl w:val="0"/>
-                <w:numId w:val="5"/>
+                <w:numId w:val="6"/>
               </w:numPr>
               <w:spacing w:after="160" w:line="278" w:lineRule="auto"/>
               <w:jc w:val="both"/>
@@ -9686,7 +9478,7 @@
             <w:pPr>
               <w:numPr>
                 <w:ilvl w:val="0"/>
-                <w:numId w:val="5"/>
+                <w:numId w:val="6"/>
               </w:numPr>
               <w:spacing w:after="160" w:line="278" w:lineRule="auto"/>
               <w:jc w:val="both"/>
@@ -9698,28 +9490,14 @@
               <w:rPr>
                 <w:rFonts w:ascii="Times New Roman" w:eastAsia="Times New Roman" w:hAnsi="Times New Roman" w:cs="Times New Roman"/>
               </w:rPr>
-              <w:t xml:space="preserve">Comprobar </w:t>
-            </w:r>
-            <w:proofErr w:type="gramStart"/>
-            <w:r>
-              <w:rPr>
-                <w:rFonts w:ascii="Times New Roman" w:eastAsia="Times New Roman" w:hAnsi="Times New Roman" w:cs="Times New Roman"/>
-              </w:rPr>
-              <w:t>que</w:t>
-            </w:r>
-            <w:proofErr w:type="gramEnd"/>
-            <w:r>
-              <w:rPr>
-                <w:rFonts w:ascii="Times New Roman" w:eastAsia="Times New Roman" w:hAnsi="Times New Roman" w:cs="Times New Roman"/>
-              </w:rPr>
-              <w:t xml:space="preserve"> si un jugador gana el nivel, puede pasar al siguiente mapa.</w:t>
+              <w:t>Comprobar que si un jugador gana el nivel, puede pasar al siguiente mapa.</w:t>
             </w:r>
           </w:p>
           <w:p>
             <w:pPr>
               <w:numPr>
                 <w:ilvl w:val="0"/>
-                <w:numId w:val="5"/>
+                <w:numId w:val="6"/>
               </w:numPr>
               <w:spacing w:after="160" w:line="278" w:lineRule="auto"/>
               <w:jc w:val="both"/>
@@ -9731,21 +9509,7 @@
               <w:rPr>
                 <w:rFonts w:ascii="Times New Roman" w:eastAsia="Times New Roman" w:hAnsi="Times New Roman" w:cs="Times New Roman"/>
               </w:rPr>
-              <w:t xml:space="preserve">Comprobar </w:t>
-            </w:r>
-            <w:proofErr w:type="gramStart"/>
-            <w:r>
-              <w:rPr>
-                <w:rFonts w:ascii="Times New Roman" w:eastAsia="Times New Roman" w:hAnsi="Times New Roman" w:cs="Times New Roman"/>
-              </w:rPr>
-              <w:t>que</w:t>
-            </w:r>
-            <w:proofErr w:type="gramEnd"/>
-            <w:r>
-              <w:rPr>
-                <w:rFonts w:ascii="Times New Roman" w:eastAsia="Times New Roman" w:hAnsi="Times New Roman" w:cs="Times New Roman"/>
-              </w:rPr>
-              <w:t xml:space="preserve"> si el jugador vence al enemigo en combate de cartas, significa que ganó el nivel.</w:t>
+              <w:t>Comprobar que si el jugador vence al enemigo en combate de cartas, significa que ganó el nivel.</w:t>
             </w:r>
           </w:p>
         </w:tc>
@@ -9930,21 +9694,7 @@
               <w:rPr>
                 <w:rFonts w:ascii="Times New Roman" w:eastAsia="Times New Roman" w:hAnsi="Times New Roman" w:cs="Times New Roman"/>
               </w:rPr>
-              <w:t xml:space="preserve"> que si pierdo un nivel se reinicie la </w:t>
-            </w:r>
-            <w:proofErr w:type="gramStart"/>
-            <w:r>
-              <w:rPr>
-                <w:rFonts w:ascii="Times New Roman" w:eastAsia="Times New Roman" w:hAnsi="Times New Roman" w:cs="Times New Roman"/>
-              </w:rPr>
-              <w:t>partida</w:t>
-            </w:r>
-            <w:proofErr w:type="gramEnd"/>
-            <w:r>
-              <w:rPr>
-                <w:rFonts w:ascii="Times New Roman" w:eastAsia="Times New Roman" w:hAnsi="Times New Roman" w:cs="Times New Roman"/>
-              </w:rPr>
-              <w:t xml:space="preserve"> pero conserve los recursos obtenidos</w:t>
+              <w:t xml:space="preserve"> que si pierdo un nivel se reinicie la partida pero conserve los recursos obtenidos</w:t>
             </w:r>
           </w:p>
           <w:p>
@@ -10000,7 +9750,7 @@
             <w:pPr>
               <w:numPr>
                 <w:ilvl w:val="0"/>
-                <w:numId w:val="5"/>
+                <w:numId w:val="6"/>
               </w:numPr>
               <w:spacing w:after="160" w:line="278" w:lineRule="auto"/>
               <w:jc w:val="both"/>
@@ -10019,7 +9769,7 @@
             <w:pPr>
               <w:numPr>
                 <w:ilvl w:val="0"/>
-                <w:numId w:val="5"/>
+                <w:numId w:val="6"/>
               </w:numPr>
               <w:spacing w:after="160" w:line="278" w:lineRule="auto"/>
               <w:jc w:val="both"/>
@@ -10031,28 +9781,14 @@
               <w:rPr>
                 <w:rFonts w:ascii="Times New Roman" w:eastAsia="Times New Roman" w:hAnsi="Times New Roman" w:cs="Times New Roman"/>
               </w:rPr>
-              <w:t xml:space="preserve">Comprobar </w:t>
-            </w:r>
-            <w:proofErr w:type="gramStart"/>
-            <w:r>
-              <w:rPr>
-                <w:rFonts w:ascii="Times New Roman" w:eastAsia="Times New Roman" w:hAnsi="Times New Roman" w:cs="Times New Roman"/>
-              </w:rPr>
-              <w:t>que</w:t>
-            </w:r>
-            <w:proofErr w:type="gramEnd"/>
-            <w:r>
-              <w:rPr>
-                <w:rFonts w:ascii="Times New Roman" w:eastAsia="Times New Roman" w:hAnsi="Times New Roman" w:cs="Times New Roman"/>
-              </w:rPr>
-              <w:t xml:space="preserve"> si el jugador pierde el nivel, será regresado al inicio.</w:t>
+              <w:t>Comprobar que si el jugador pierde el nivel, será regresado al inicio.</w:t>
             </w:r>
           </w:p>
           <w:p>
             <w:pPr>
               <w:numPr>
                 <w:ilvl w:val="0"/>
-                <w:numId w:val="5"/>
+                <w:numId w:val="6"/>
               </w:numPr>
               <w:spacing w:after="160" w:line="278" w:lineRule="auto"/>
               <w:jc w:val="both"/>
@@ -10071,7 +9807,7 @@
             <w:pPr>
               <w:numPr>
                 <w:ilvl w:val="0"/>
-                <w:numId w:val="5"/>
+                <w:numId w:val="6"/>
               </w:numPr>
               <w:spacing w:after="160" w:line="278" w:lineRule="auto"/>
               <w:jc w:val="both"/>
@@ -10322,7 +10058,7 @@
             <w:pPr>
               <w:numPr>
                 <w:ilvl w:val="0"/>
-                <w:numId w:val="5"/>
+                <w:numId w:val="6"/>
               </w:numPr>
               <w:spacing w:after="160" w:line="278" w:lineRule="auto"/>
               <w:jc w:val="both"/>
@@ -10341,7 +10077,7 @@
             <w:pPr>
               <w:numPr>
                 <w:ilvl w:val="0"/>
-                <w:numId w:val="5"/>
+                <w:numId w:val="6"/>
               </w:numPr>
               <w:spacing w:after="160" w:line="278" w:lineRule="auto"/>
               <w:jc w:val="both"/>
@@ -10353,28 +10089,14 @@
               <w:rPr>
                 <w:rFonts w:ascii="Times New Roman" w:eastAsia="Times New Roman" w:hAnsi="Times New Roman" w:cs="Times New Roman"/>
               </w:rPr>
-              <w:t xml:space="preserve">Comprobar </w:t>
-            </w:r>
-            <w:proofErr w:type="gramStart"/>
-            <w:r>
-              <w:rPr>
-                <w:rFonts w:ascii="Times New Roman" w:eastAsia="Times New Roman" w:hAnsi="Times New Roman" w:cs="Times New Roman"/>
-              </w:rPr>
-              <w:t>que</w:t>
-            </w:r>
-            <w:proofErr w:type="gramEnd"/>
-            <w:r>
-              <w:rPr>
-                <w:rFonts w:ascii="Times New Roman" w:eastAsia="Times New Roman" w:hAnsi="Times New Roman" w:cs="Times New Roman"/>
-              </w:rPr>
-              <w:t xml:space="preserve"> si el jugador recoge sangre, su cantidad de sangre aumenta.</w:t>
+              <w:t>Comprobar que si el jugador recoge sangre, su cantidad de sangre aumenta.</w:t>
             </w:r>
           </w:p>
           <w:p>
             <w:pPr>
               <w:numPr>
                 <w:ilvl w:val="0"/>
-                <w:numId w:val="5"/>
+                <w:numId w:val="6"/>
               </w:numPr>
               <w:spacing w:after="160" w:line="278" w:lineRule="auto"/>
               <w:jc w:val="both"/>
@@ -10387,28 +10109,14 @@
                 <w:rFonts w:ascii="Times New Roman" w:eastAsia="Times New Roman" w:hAnsi="Times New Roman" w:cs="Times New Roman"/>
               </w:rPr>
               <w:lastRenderedPageBreak/>
-              <w:t xml:space="preserve">Comprobar </w:t>
-            </w:r>
-            <w:proofErr w:type="gramStart"/>
-            <w:r>
-              <w:rPr>
-                <w:rFonts w:ascii="Times New Roman" w:eastAsia="Times New Roman" w:hAnsi="Times New Roman" w:cs="Times New Roman"/>
-              </w:rPr>
-              <w:t>que</w:t>
-            </w:r>
-            <w:proofErr w:type="gramEnd"/>
-            <w:r>
-              <w:rPr>
-                <w:rFonts w:ascii="Times New Roman" w:eastAsia="Times New Roman" w:hAnsi="Times New Roman" w:cs="Times New Roman"/>
-              </w:rPr>
-              <w:t xml:space="preserve"> si el jugador encuentra cartas nuevas, su mazo se hace más variado.</w:t>
+              <w:t>Comprobar que si el jugador encuentra cartas nuevas, su mazo se hace más variado.</w:t>
             </w:r>
           </w:p>
           <w:p>
             <w:pPr>
               <w:numPr>
                 <w:ilvl w:val="0"/>
-                <w:numId w:val="5"/>
+                <w:numId w:val="6"/>
               </w:numPr>
               <w:spacing w:after="160" w:line="278" w:lineRule="auto"/>
               <w:jc w:val="both"/>
@@ -10620,16 +10328,8 @@
               <w:rPr>
                 <w:rFonts w:ascii="Times New Roman" w:eastAsia="Times New Roman" w:hAnsi="Times New Roman" w:cs="Times New Roman"/>
               </w:rPr>
-              <w:t xml:space="preserve">derrotarlo en un combate a </w:t>
-            </w:r>
-            <w:proofErr w:type="gramStart"/>
-            <w:r>
-              <w:rPr>
-                <w:rFonts w:ascii="Times New Roman" w:eastAsia="Times New Roman" w:hAnsi="Times New Roman" w:cs="Times New Roman"/>
-              </w:rPr>
-              <w:t>cartas..</w:t>
-            </w:r>
-            <w:proofErr w:type="gramEnd"/>
+              <w:t>derrotarlo en un combate a cartas..</w:t>
+            </w:r>
           </w:p>
         </w:tc>
       </w:tr>
@@ -10661,7 +10361,7 @@
             <w:pPr>
               <w:numPr>
                 <w:ilvl w:val="0"/>
-                <w:numId w:val="5"/>
+                <w:numId w:val="6"/>
               </w:numPr>
               <w:spacing w:after="160" w:line="278" w:lineRule="auto"/>
               <w:jc w:val="both"/>
@@ -10680,7 +10380,7 @@
             <w:pPr>
               <w:numPr>
                 <w:ilvl w:val="0"/>
-                <w:numId w:val="5"/>
+                <w:numId w:val="6"/>
               </w:numPr>
               <w:spacing w:after="160" w:line="278" w:lineRule="auto"/>
               <w:jc w:val="both"/>
@@ -10699,7 +10399,7 @@
             <w:pPr>
               <w:numPr>
                 <w:ilvl w:val="0"/>
-                <w:numId w:val="5"/>
+                <w:numId w:val="6"/>
               </w:numPr>
               <w:spacing w:after="160" w:line="278" w:lineRule="auto"/>
               <w:jc w:val="both"/>
@@ -10718,7 +10418,7 @@
             <w:pPr>
               <w:numPr>
                 <w:ilvl w:val="0"/>
-                <w:numId w:val="5"/>
+                <w:numId w:val="6"/>
               </w:numPr>
               <w:spacing w:after="160" w:line="278" w:lineRule="auto"/>
               <w:jc w:val="both"/>
@@ -10737,7 +10437,7 @@
             <w:pPr>
               <w:numPr>
                 <w:ilvl w:val="0"/>
-                <w:numId w:val="5"/>
+                <w:numId w:val="6"/>
               </w:numPr>
               <w:spacing w:after="160" w:line="278" w:lineRule="auto"/>
               <w:jc w:val="both"/>
@@ -10749,21 +10449,7 @@
               <w:rPr>
                 <w:rFonts w:ascii="Times New Roman" w:eastAsia="Times New Roman" w:hAnsi="Times New Roman" w:cs="Times New Roman"/>
               </w:rPr>
-              <w:t xml:space="preserve">Comprobar </w:t>
-            </w:r>
-            <w:proofErr w:type="gramStart"/>
-            <w:r>
-              <w:rPr>
-                <w:rFonts w:ascii="Times New Roman" w:eastAsia="Times New Roman" w:hAnsi="Times New Roman" w:cs="Times New Roman"/>
-              </w:rPr>
-              <w:t>que</w:t>
-            </w:r>
-            <w:proofErr w:type="gramEnd"/>
-            <w:r>
-              <w:rPr>
-                <w:rFonts w:ascii="Times New Roman" w:eastAsia="Times New Roman" w:hAnsi="Times New Roman" w:cs="Times New Roman"/>
-              </w:rPr>
-              <w:t xml:space="preserve"> si el jugador pierde contra el jefe, será regresado al inicio.</w:t>
+              <w:t>Comprobar que si el jugador pierde contra el jefe, será regresado al inicio.</w:t>
             </w:r>
           </w:p>
         </w:tc>
@@ -10947,21 +10633,7 @@
               <w:rPr>
                 <w:rFonts w:ascii="Times New Roman" w:eastAsia="Times New Roman" w:hAnsi="Times New Roman" w:cs="Times New Roman"/>
               </w:rPr>
-              <w:t xml:space="preserve"> tener cartas demonios que me ayuden a pelear contra el </w:t>
-            </w:r>
-            <w:proofErr w:type="gramStart"/>
-            <w:r>
-              <w:rPr>
-                <w:rFonts w:ascii="Times New Roman" w:eastAsia="Times New Roman" w:hAnsi="Times New Roman" w:cs="Times New Roman"/>
-              </w:rPr>
-              <w:t>enemigo</w:t>
-            </w:r>
-            <w:proofErr w:type="gramEnd"/>
-            <w:r>
-              <w:rPr>
-                <w:rFonts w:ascii="Times New Roman" w:eastAsia="Times New Roman" w:hAnsi="Times New Roman" w:cs="Times New Roman"/>
-              </w:rPr>
-              <w:t xml:space="preserve"> pero tengan un costo de sangre</w:t>
+              <w:t xml:space="preserve"> tener cartas demonios que me ayuden a pelear contra el enemigo pero tengan un costo de sangre</w:t>
             </w:r>
           </w:p>
           <w:p>
@@ -11018,7 +10690,7 @@
             <w:pPr>
               <w:numPr>
                 <w:ilvl w:val="0"/>
-                <w:numId w:val="5"/>
+                <w:numId w:val="6"/>
               </w:numPr>
               <w:spacing w:after="160" w:line="278" w:lineRule="auto"/>
               <w:jc w:val="both"/>
@@ -11037,7 +10709,7 @@
             <w:pPr>
               <w:numPr>
                 <w:ilvl w:val="0"/>
-                <w:numId w:val="5"/>
+                <w:numId w:val="6"/>
               </w:numPr>
               <w:spacing w:after="160" w:line="278" w:lineRule="auto"/>
               <w:jc w:val="both"/>
@@ -11056,7 +10728,7 @@
             <w:pPr>
               <w:numPr>
                 <w:ilvl w:val="0"/>
-                <w:numId w:val="5"/>
+                <w:numId w:val="6"/>
               </w:numPr>
               <w:spacing w:after="160" w:line="278" w:lineRule="auto"/>
               <w:jc w:val="both"/>
@@ -11307,7 +10979,7 @@
             <w:pPr>
               <w:numPr>
                 <w:ilvl w:val="0"/>
-                <w:numId w:val="5"/>
+                <w:numId w:val="6"/>
               </w:numPr>
               <w:spacing w:after="160" w:line="278" w:lineRule="auto"/>
               <w:jc w:val="both"/>
@@ -11326,7 +10998,7 @@
             <w:pPr>
               <w:numPr>
                 <w:ilvl w:val="0"/>
-                <w:numId w:val="5"/>
+                <w:numId w:val="6"/>
               </w:numPr>
               <w:spacing w:after="160" w:line="278" w:lineRule="auto"/>
               <w:jc w:val="both"/>
@@ -11579,7 +11251,7 @@
             <w:pPr>
               <w:numPr>
                 <w:ilvl w:val="0"/>
-                <w:numId w:val="5"/>
+                <w:numId w:val="6"/>
               </w:numPr>
               <w:spacing w:after="160" w:line="278" w:lineRule="auto"/>
               <w:jc w:val="both"/>
@@ -11598,7 +11270,7 @@
             <w:pPr>
               <w:numPr>
                 <w:ilvl w:val="0"/>
-                <w:numId w:val="5"/>
+                <w:numId w:val="6"/>
               </w:numPr>
               <w:spacing w:after="160" w:line="278" w:lineRule="auto"/>
               <w:jc w:val="both"/>
@@ -11610,21 +11282,7 @@
               <w:rPr>
                 <w:rFonts w:ascii="Times New Roman" w:eastAsia="Times New Roman" w:hAnsi="Times New Roman" w:cs="Times New Roman"/>
               </w:rPr>
-              <w:t xml:space="preserve">Comprobar que al jugador se le </w:t>
-            </w:r>
-            <w:proofErr w:type="gramStart"/>
-            <w:r>
-              <w:rPr>
-                <w:rFonts w:ascii="Times New Roman" w:eastAsia="Times New Roman" w:hAnsi="Times New Roman" w:cs="Times New Roman"/>
-              </w:rPr>
-              <w:t>brinde  5</w:t>
-            </w:r>
-            <w:proofErr w:type="gramEnd"/>
-            <w:r>
-              <w:rPr>
-                <w:rFonts w:ascii="Times New Roman" w:eastAsia="Times New Roman" w:hAnsi="Times New Roman" w:cs="Times New Roman"/>
-              </w:rPr>
-              <w:t xml:space="preserve"> cartas al inicio del juego para que este pueda pelear contra los enemigos.</w:t>
+              <w:t>Comprobar que al jugador se le brinde  5 cartas al inicio del juego para que este pueda pelear contra los enemigos.</w:t>
             </w:r>
           </w:p>
         </w:tc>
@@ -11807,16 +11465,8 @@
               <w:rPr>
                 <w:rFonts w:ascii="Times New Roman" w:eastAsia="Times New Roman" w:hAnsi="Times New Roman" w:cs="Times New Roman"/>
               </w:rPr>
-              <w:t xml:space="preserve"> poder crear mi </w:t>
-            </w:r>
-            <w:proofErr w:type="gramStart"/>
-            <w:r>
-              <w:rPr>
-                <w:rFonts w:ascii="Times New Roman" w:eastAsia="Times New Roman" w:hAnsi="Times New Roman" w:cs="Times New Roman"/>
-              </w:rPr>
-              <w:t>propio baraja</w:t>
-            </w:r>
-            <w:proofErr w:type="gramEnd"/>
+              <w:t xml:space="preserve"> poder crear mi propio baraja</w:t>
+            </w:r>
           </w:p>
           <w:p>
             <w:pPr>
@@ -11871,7 +11521,7 @@
             <w:pPr>
               <w:numPr>
                 <w:ilvl w:val="0"/>
-                <w:numId w:val="5"/>
+                <w:numId w:val="6"/>
               </w:numPr>
               <w:spacing w:after="160" w:line="278" w:lineRule="auto"/>
               <w:jc w:val="both"/>
@@ -11890,7 +11540,7 @@
             <w:pPr>
               <w:numPr>
                 <w:ilvl w:val="0"/>
-                <w:numId w:val="5"/>
+                <w:numId w:val="6"/>
               </w:numPr>
               <w:spacing w:after="160" w:line="278" w:lineRule="auto"/>
               <w:jc w:val="both"/>
@@ -11909,7 +11559,7 @@
             <w:pPr>
               <w:numPr>
                 <w:ilvl w:val="0"/>
-                <w:numId w:val="5"/>
+                <w:numId w:val="6"/>
               </w:numPr>
               <w:spacing w:after="160" w:line="278" w:lineRule="auto"/>
               <w:jc w:val="both"/>
@@ -11921,21 +11571,7 @@
               <w:rPr>
                 <w:rFonts w:ascii="Times New Roman" w:eastAsia="Times New Roman" w:hAnsi="Times New Roman" w:cs="Times New Roman"/>
               </w:rPr>
-              <w:t xml:space="preserve">Comprobar </w:t>
-            </w:r>
-            <w:proofErr w:type="gramStart"/>
-            <w:r>
-              <w:rPr>
-                <w:rFonts w:ascii="Times New Roman" w:eastAsia="Times New Roman" w:hAnsi="Times New Roman" w:cs="Times New Roman"/>
-              </w:rPr>
-              <w:t>que</w:t>
-            </w:r>
-            <w:proofErr w:type="gramEnd"/>
-            <w:r>
-              <w:rPr>
-                <w:rFonts w:ascii="Times New Roman" w:eastAsia="Times New Roman" w:hAnsi="Times New Roman" w:cs="Times New Roman"/>
-              </w:rPr>
-              <w:t xml:space="preserve"> si el jugador encuentra cartas nuevas, su baraja se hace más variada.</w:t>
+              <w:t>Comprobar que si el jugador encuentra cartas nuevas, su baraja se hace más variada.</w:t>
             </w:r>
           </w:p>
         </w:tc>
@@ -12181,7 +11817,7 @@
             <w:pPr>
               <w:numPr>
                 <w:ilvl w:val="0"/>
-                <w:numId w:val="5"/>
+                <w:numId w:val="6"/>
               </w:numPr>
               <w:spacing w:after="160" w:line="278" w:lineRule="auto"/>
               <w:jc w:val="both"/>
@@ -12200,7 +11836,7 @@
             <w:pPr>
               <w:numPr>
                 <w:ilvl w:val="0"/>
-                <w:numId w:val="5"/>
+                <w:numId w:val="6"/>
               </w:numPr>
               <w:spacing w:after="160" w:line="278" w:lineRule="auto"/>
               <w:jc w:val="both"/>
@@ -12219,7 +11855,7 @@
             <w:pPr>
               <w:numPr>
                 <w:ilvl w:val="0"/>
-                <w:numId w:val="5"/>
+                <w:numId w:val="6"/>
               </w:numPr>
               <w:spacing w:after="160" w:line="278" w:lineRule="auto"/>
               <w:jc w:val="both"/>
@@ -12238,7 +11874,7 @@
             <w:pPr>
               <w:numPr>
                 <w:ilvl w:val="0"/>
-                <w:numId w:val="5"/>
+                <w:numId w:val="6"/>
               </w:numPr>
               <w:spacing w:after="160" w:line="278" w:lineRule="auto"/>
               <w:jc w:val="both"/>
@@ -12506,7 +12142,7 @@
             <w:pPr>
               <w:numPr>
                 <w:ilvl w:val="0"/>
-                <w:numId w:val="5"/>
+                <w:numId w:val="6"/>
               </w:numPr>
               <w:spacing w:after="160" w:line="278" w:lineRule="auto"/>
               <w:jc w:val="both"/>
@@ -12525,7 +12161,7 @@
             <w:pPr>
               <w:numPr>
                 <w:ilvl w:val="0"/>
-                <w:numId w:val="5"/>
+                <w:numId w:val="6"/>
               </w:numPr>
               <w:spacing w:after="160" w:line="278" w:lineRule="auto"/>
               <w:jc w:val="both"/>
@@ -12544,7 +12180,7 @@
             <w:pPr>
               <w:numPr>
                 <w:ilvl w:val="0"/>
-                <w:numId w:val="5"/>
+                <w:numId w:val="6"/>
               </w:numPr>
               <w:spacing w:after="160" w:line="278" w:lineRule="auto"/>
               <w:jc w:val="both"/>
@@ -12758,29 +12394,13 @@
                 <w:b/>
                 <w:bCs/>
               </w:rPr>
-              <w:t xml:space="preserve">para </w:t>
-            </w:r>
-            <w:proofErr w:type="gramStart"/>
-            <w:r>
-              <w:rPr>
-                <w:rFonts w:ascii="Times New Roman" w:eastAsia="Times New Roman" w:hAnsi="Times New Roman" w:cs="Times New Roman"/>
-                <w:b/>
-                <w:bCs/>
-              </w:rPr>
-              <w:t xml:space="preserve">poder </w:t>
-            </w:r>
-            <w:r>
-              <w:rPr>
-                <w:rFonts w:ascii="Times New Roman" w:eastAsia="Times New Roman" w:hAnsi="Times New Roman" w:cs="Times New Roman"/>
-              </w:rPr>
-              <w:t>hacer funcionar</w:t>
-            </w:r>
-            <w:proofErr w:type="gramEnd"/>
-            <w:r>
-              <w:rPr>
-                <w:rFonts w:ascii="Times New Roman" w:eastAsia="Times New Roman" w:hAnsi="Times New Roman" w:cs="Times New Roman"/>
-              </w:rPr>
-              <w:t xml:space="preserve"> de manera correcta el front end.</w:t>
+              <w:t xml:space="preserve">para poder </w:t>
+            </w:r>
+            <w:r>
+              <w:rPr>
+                <w:rFonts w:ascii="Times New Roman" w:eastAsia="Times New Roman" w:hAnsi="Times New Roman" w:cs="Times New Roman"/>
+              </w:rPr>
+              <w:t>hacer funcionar de manera correcta el front end.</w:t>
             </w:r>
           </w:p>
         </w:tc>
@@ -12813,7 +12433,7 @@
             <w:pPr>
               <w:numPr>
                 <w:ilvl w:val="0"/>
-                <w:numId w:val="5"/>
+                <w:numId w:val="6"/>
               </w:numPr>
               <w:spacing w:after="160" w:line="278" w:lineRule="auto"/>
               <w:jc w:val="both"/>
@@ -12832,7 +12452,7 @@
             <w:pPr>
               <w:numPr>
                 <w:ilvl w:val="0"/>
-                <w:numId w:val="5"/>
+                <w:numId w:val="6"/>
               </w:numPr>
               <w:spacing w:after="160" w:line="278" w:lineRule="auto"/>
               <w:jc w:val="both"/>
@@ -13082,7 +12702,7 @@
             <w:pPr>
               <w:numPr>
                 <w:ilvl w:val="0"/>
-                <w:numId w:val="5"/>
+                <w:numId w:val="6"/>
               </w:numPr>
               <w:spacing w:after="160" w:line="278" w:lineRule="auto"/>
               <w:jc w:val="both"/>
@@ -13101,7 +12721,7 @@
             <w:pPr>
               <w:numPr>
                 <w:ilvl w:val="0"/>
-                <w:numId w:val="5"/>
+                <w:numId w:val="6"/>
               </w:numPr>
               <w:spacing w:after="160" w:line="278" w:lineRule="auto"/>
               <w:jc w:val="both"/>
@@ -13207,27 +12827,7 @@
           <w:sz w:val="32"/>
           <w:szCs w:val="32"/>
         </w:rPr>
-        <w:t xml:space="preserve">Historias de usuario </w:t>
-      </w:r>
-      <w:proofErr w:type="gramStart"/>
-      <w:r>
-        <w:rPr>
-          <w:rFonts w:ascii="Times New Roman" w:eastAsia="Times New Roman" w:hAnsi="Times New Roman" w:cs="Times New Roman"/>
-          <w:color w:val="0F4761"/>
-          <w:sz w:val="32"/>
-          <w:szCs w:val="32"/>
-        </w:rPr>
-        <w:t>-  Extras</w:t>
-      </w:r>
-      <w:proofErr w:type="gramEnd"/>
-      <w:r>
-        <w:rPr>
-          <w:rFonts w:ascii="Times New Roman" w:eastAsia="Times New Roman" w:hAnsi="Times New Roman" w:cs="Times New Roman"/>
-          <w:color w:val="0F4761"/>
-          <w:sz w:val="32"/>
-          <w:szCs w:val="32"/>
-        </w:rPr>
-        <w:t>:</w:t>
+        <w:t>Historias de usuario -  Extras:</w:t>
       </w:r>
     </w:p>
     <w:p>
@@ -13400,7 +13000,7 @@
             <w:pPr>
               <w:numPr>
                 <w:ilvl w:val="0"/>
-                <w:numId w:val="5"/>
+                <w:numId w:val="6"/>
               </w:numPr>
               <w:spacing w:after="160" w:line="278" w:lineRule="auto"/>
               <w:jc w:val="both"/>
@@ -13419,7 +13019,7 @@
             <w:pPr>
               <w:numPr>
                 <w:ilvl w:val="0"/>
-                <w:numId w:val="5"/>
+                <w:numId w:val="6"/>
               </w:numPr>
               <w:spacing w:after="160" w:line="278" w:lineRule="auto"/>
               <w:jc w:val="both"/>
@@ -13438,7 +13038,7 @@
             <w:pPr>
               <w:numPr>
                 <w:ilvl w:val="0"/>
-                <w:numId w:val="5"/>
+                <w:numId w:val="6"/>
               </w:numPr>
               <w:spacing w:after="160" w:line="278" w:lineRule="auto"/>
               <w:jc w:val="both"/>
@@ -13706,7 +13306,7 @@
             <w:pPr>
               <w:numPr>
                 <w:ilvl w:val="0"/>
-                <w:numId w:val="5"/>
+                <w:numId w:val="6"/>
               </w:numPr>
               <w:spacing w:after="160" w:line="278" w:lineRule="auto"/>
               <w:jc w:val="both"/>
@@ -13725,7 +13325,7 @@
             <w:pPr>
               <w:numPr>
                 <w:ilvl w:val="0"/>
-                <w:numId w:val="5"/>
+                <w:numId w:val="6"/>
               </w:numPr>
               <w:spacing w:after="160" w:line="278" w:lineRule="auto"/>
               <w:jc w:val="both"/>
@@ -13744,7 +13344,7 @@
             <w:pPr>
               <w:numPr>
                 <w:ilvl w:val="0"/>
-                <w:numId w:val="5"/>
+                <w:numId w:val="6"/>
               </w:numPr>
               <w:spacing w:after="160" w:line="278" w:lineRule="auto"/>
               <w:jc w:val="both"/>
@@ -14014,7 +13614,7 @@
             <w:pPr>
               <w:numPr>
                 <w:ilvl w:val="0"/>
-                <w:numId w:val="5"/>
+                <w:numId w:val="6"/>
               </w:numPr>
               <w:spacing w:after="160" w:line="278" w:lineRule="auto"/>
               <w:jc w:val="both"/>
@@ -14033,7 +13633,7 @@
             <w:pPr>
               <w:numPr>
                 <w:ilvl w:val="0"/>
-                <w:numId w:val="5"/>
+                <w:numId w:val="6"/>
               </w:numPr>
               <w:spacing w:after="160" w:line="278" w:lineRule="auto"/>
               <w:jc w:val="both"/>
@@ -14041,26 +13641,18 @@
                 <w:rFonts w:ascii="Times New Roman" w:eastAsia="Times New Roman" w:hAnsi="Times New Roman" w:cs="Times New Roman"/>
               </w:rPr>
             </w:pPr>
-            <w:proofErr w:type="gramStart"/>
-            <w:r>
-              <w:rPr>
-                <w:rFonts w:ascii="Times New Roman" w:eastAsia="Times New Roman" w:hAnsi="Times New Roman" w:cs="Times New Roman"/>
-              </w:rPr>
-              <w:t>Creación físicas</w:t>
-            </w:r>
-            <w:proofErr w:type="gramEnd"/>
-            <w:r>
-              <w:rPr>
-                <w:rFonts w:ascii="Times New Roman" w:eastAsia="Times New Roman" w:hAnsi="Times New Roman" w:cs="Times New Roman"/>
-              </w:rPr>
-              <w:t xml:space="preserve"> donde el jugador pueda leer las notas dentro de los cofres.</w:t>
+            <w:r>
+              <w:rPr>
+                <w:rFonts w:ascii="Times New Roman" w:eastAsia="Times New Roman" w:hAnsi="Times New Roman" w:cs="Times New Roman"/>
+              </w:rPr>
+              <w:t>Creación físicas donde el jugador pueda leer las notas dentro de los cofres.</w:t>
             </w:r>
           </w:p>
           <w:p>
             <w:pPr>
               <w:numPr>
                 <w:ilvl w:val="0"/>
-                <w:numId w:val="5"/>
+                <w:numId w:val="6"/>
               </w:numPr>
               <w:spacing w:after="160" w:line="278" w:lineRule="auto"/>
               <w:jc w:val="both"/>
@@ -14329,7 +13921,7 @@
             <w:pPr>
               <w:numPr>
                 <w:ilvl w:val="0"/>
-                <w:numId w:val="5"/>
+                <w:numId w:val="6"/>
               </w:numPr>
               <w:spacing w:after="160" w:line="278" w:lineRule="auto"/>
               <w:jc w:val="both"/>
@@ -14348,7 +13940,7 @@
             <w:pPr>
               <w:numPr>
                 <w:ilvl w:val="0"/>
-                <w:numId w:val="5"/>
+                <w:numId w:val="6"/>
               </w:numPr>
               <w:spacing w:after="160" w:line="278" w:lineRule="auto"/>
               <w:jc w:val="both"/>
@@ -14356,26 +13948,18 @@
                 <w:rFonts w:ascii="Times New Roman" w:eastAsia="Times New Roman" w:hAnsi="Times New Roman" w:cs="Times New Roman"/>
               </w:rPr>
             </w:pPr>
-            <w:proofErr w:type="gramStart"/>
-            <w:r>
-              <w:rPr>
-                <w:rFonts w:ascii="Times New Roman" w:eastAsia="Times New Roman" w:hAnsi="Times New Roman" w:cs="Times New Roman"/>
-              </w:rPr>
-              <w:t>Creación físicas</w:t>
-            </w:r>
-            <w:proofErr w:type="gramEnd"/>
-            <w:r>
-              <w:rPr>
-                <w:rFonts w:ascii="Times New Roman" w:eastAsia="Times New Roman" w:hAnsi="Times New Roman" w:cs="Times New Roman"/>
-              </w:rPr>
-              <w:t xml:space="preserve"> del jugador donde este atraviese puertas.</w:t>
+            <w:r>
+              <w:rPr>
+                <w:rFonts w:ascii="Times New Roman" w:eastAsia="Times New Roman" w:hAnsi="Times New Roman" w:cs="Times New Roman"/>
+              </w:rPr>
+              <w:t>Creación físicas del jugador donde este atraviese puertas.</w:t>
             </w:r>
           </w:p>
           <w:p>
             <w:pPr>
               <w:numPr>
                 <w:ilvl w:val="0"/>
-                <w:numId w:val="5"/>
+                <w:numId w:val="6"/>
               </w:numPr>
               <w:spacing w:after="160" w:line="278" w:lineRule="auto"/>
               <w:jc w:val="both"/>
@@ -14635,7 +14219,7 @@
             <w:pPr>
               <w:numPr>
                 <w:ilvl w:val="0"/>
-                <w:numId w:val="7"/>
+                <w:numId w:val="8"/>
               </w:numPr>
               <w:spacing w:after="160" w:line="278" w:lineRule="auto"/>
               <w:jc w:val="both"/>
@@ -14656,7 +14240,7 @@
             <w:pPr>
               <w:numPr>
                 <w:ilvl w:val="0"/>
-                <w:numId w:val="7"/>
+                <w:numId w:val="8"/>
               </w:numPr>
               <w:spacing w:after="160" w:line="278" w:lineRule="auto"/>
               <w:jc w:val="both"/>
@@ -14677,7 +14261,7 @@
             <w:pPr>
               <w:numPr>
                 <w:ilvl w:val="0"/>
-                <w:numId w:val="7"/>
+                <w:numId w:val="8"/>
               </w:numPr>
               <w:spacing w:after="160" w:line="278" w:lineRule="auto"/>
               <w:jc w:val="both"/>
@@ -14691,16 +14275,8 @@
               <w:rPr>
                 <w:rFonts w:ascii="Times New Roman" w:eastAsia="Times New Roman" w:hAnsi="Times New Roman" w:cs="Times New Roman"/>
               </w:rPr>
-              <w:t xml:space="preserve">Comprobar que el ranking se actualiza en tiempo real con base a datos reales en la base de </w:t>
-            </w:r>
-            <w:proofErr w:type="gramStart"/>
-            <w:r>
-              <w:rPr>
-                <w:rFonts w:ascii="Times New Roman" w:eastAsia="Times New Roman" w:hAnsi="Times New Roman" w:cs="Times New Roman"/>
-              </w:rPr>
-              <w:t>datos .</w:t>
-            </w:r>
-            <w:proofErr w:type="gramEnd"/>
+              <w:t>Comprobar que el ranking se actualiza en tiempo real con base a datos reales en la base de datos .</w:t>
+            </w:r>
           </w:p>
           <w:p>
             <w:pPr>
@@ -14916,21 +14492,7 @@
               <w:rPr>
                 <w:rFonts w:ascii="Times New Roman" w:eastAsia="Times New Roman" w:hAnsi="Times New Roman" w:cs="Times New Roman"/>
               </w:rPr>
-              <w:t xml:space="preserve"> que </w:t>
-            </w:r>
-            <w:proofErr w:type="gramStart"/>
-            <w:r>
-              <w:rPr>
-                <w:rFonts w:ascii="Times New Roman" w:eastAsia="Times New Roman" w:hAnsi="Times New Roman" w:cs="Times New Roman"/>
-              </w:rPr>
-              <w:t>haya  elementos</w:t>
-            </w:r>
-            <w:proofErr w:type="gramEnd"/>
-            <w:r>
-              <w:rPr>
-                <w:rFonts w:ascii="Times New Roman" w:eastAsia="Times New Roman" w:hAnsi="Times New Roman" w:cs="Times New Roman"/>
-              </w:rPr>
-              <w:t xml:space="preserve"> como música o sonidos de ambientación</w:t>
+              <w:t xml:space="preserve"> que haya  elementos como música o sonidos de ambientación</w:t>
             </w:r>
           </w:p>
           <w:p>
@@ -14986,7 +14548,7 @@
             <w:pPr>
               <w:numPr>
                 <w:ilvl w:val="0"/>
-                <w:numId w:val="7"/>
+                <w:numId w:val="8"/>
               </w:numPr>
               <w:spacing w:after="160" w:line="278" w:lineRule="auto"/>
               <w:jc w:val="both"/>
@@ -15007,7 +14569,7 @@
             <w:pPr>
               <w:numPr>
                 <w:ilvl w:val="0"/>
-                <w:numId w:val="7"/>
+                <w:numId w:val="8"/>
               </w:numPr>
               <w:spacing w:after="160" w:line="278" w:lineRule="auto"/>
               <w:jc w:val="both"/>
@@ -15244,21 +14806,7 @@
               <w:rPr>
                 <w:rFonts w:ascii="Times New Roman" w:eastAsia="Times New Roman" w:hAnsi="Times New Roman" w:cs="Times New Roman"/>
               </w:rPr>
-              <w:t xml:space="preserve"> configurar algunas opciones </w:t>
-            </w:r>
-            <w:proofErr w:type="gramStart"/>
-            <w:r>
-              <w:rPr>
-                <w:rFonts w:ascii="Times New Roman" w:eastAsia="Times New Roman" w:hAnsi="Times New Roman" w:cs="Times New Roman"/>
-              </w:rPr>
-              <w:t>de  mi</w:t>
-            </w:r>
-            <w:proofErr w:type="gramEnd"/>
-            <w:r>
-              <w:rPr>
-                <w:rFonts w:ascii="Times New Roman" w:eastAsia="Times New Roman" w:hAnsi="Times New Roman" w:cs="Times New Roman"/>
-              </w:rPr>
-              <w:t xml:space="preserve"> juego</w:t>
+              <w:t xml:space="preserve"> configurar algunas opciones de  mi juego</w:t>
             </w:r>
           </w:p>
           <w:p>
@@ -15301,7 +14849,7 @@
             <w:pPr>
               <w:numPr>
                 <w:ilvl w:val="0"/>
-                <w:numId w:val="7"/>
+                <w:numId w:val="8"/>
               </w:numPr>
               <w:spacing w:after="160" w:line="278" w:lineRule="auto"/>
               <w:jc w:val="both"/>
@@ -15322,7 +14870,7 @@
             <w:pPr>
               <w:numPr>
                 <w:ilvl w:val="0"/>
-                <w:numId w:val="7"/>
+                <w:numId w:val="8"/>
               </w:numPr>
               <w:spacing w:after="160" w:line="278" w:lineRule="auto"/>
               <w:jc w:val="both"/>
@@ -15343,7 +14891,7 @@
             <w:pPr>
               <w:numPr>
                 <w:ilvl w:val="0"/>
-                <w:numId w:val="7"/>
+                <w:numId w:val="8"/>
               </w:numPr>
               <w:spacing w:after="160" w:line="278" w:lineRule="auto"/>
               <w:jc w:val="both"/>
@@ -15364,7 +14912,7 @@
             <w:pPr>
               <w:numPr>
                 <w:ilvl w:val="0"/>
-                <w:numId w:val="7"/>
+                <w:numId w:val="8"/>
               </w:numPr>
               <w:spacing w:after="160" w:line="278" w:lineRule="auto"/>
               <w:jc w:val="both"/>
@@ -15473,6 +15021,996 @@
       </w:tr>
     </w:tbl>
     <w:p/>
+    <w:p>
+      <w:pPr>
+        <w:rPr>
+          <w:rFonts w:ascii="Times New Roman" w:eastAsia="Times New Roman" w:hAnsi="Times New Roman" w:cs="Times New Roman"/>
+          <w:b/>
+          <w:bCs/>
+        </w:rPr>
+      </w:pPr>
+      <w:r>
+        <w:rPr>
+          <w:rFonts w:ascii="Times New Roman" w:eastAsia="Times New Roman" w:hAnsi="Times New Roman" w:cs="Times New Roman"/>
+          <w:b/>
+          <w:bCs/>
+        </w:rPr>
+        <w:t>Product-backlog:</w:t>
+      </w:r>
+    </w:p>
+    <w:p>
+      <w:pPr>
+        <w:rPr>
+          <w:rFonts w:ascii="Times New Roman" w:eastAsia="Times New Roman" w:hAnsi="Times New Roman" w:cs="Times New Roman"/>
+        </w:rPr>
+      </w:pPr>
+      <w:r>
+        <w:rPr>
+          <w:rFonts w:ascii="Times New Roman" w:eastAsia="Times New Roman" w:hAnsi="Times New Roman" w:cs="Times New Roman"/>
+        </w:rPr>
+        <w:t>Funcionales:</w:t>
+      </w:r>
+    </w:p>
+    <w:p>
+      <w:pPr>
+        <w:numPr>
+          <w:ilvl w:val="0"/>
+          <w:numId w:val="3"/>
+        </w:numPr>
+        <w:pBdr>
+          <w:top w:val="nil"/>
+          <w:left w:val="nil"/>
+          <w:bottom w:val="nil"/>
+          <w:right w:val="nil"/>
+          <w:between w:val="nil"/>
+        </w:pBdr>
+        <w:jc w:val="both"/>
+        <w:rPr>
+          <w:rFonts w:ascii="Times New Roman" w:eastAsia="Times New Roman" w:hAnsi="Times New Roman" w:cs="Times New Roman"/>
+        </w:rPr>
+      </w:pPr>
+      <w:r>
+        <w:rPr>
+          <w:rFonts w:ascii="Times New Roman" w:eastAsia="Times New Roman" w:hAnsi="Times New Roman" w:cs="Times New Roman"/>
+        </w:rPr>
+        <w:t>Juego en página web</w:t>
+      </w:r>
+    </w:p>
+    <w:p>
+      <w:pPr>
+        <w:numPr>
+          <w:ilvl w:val="0"/>
+          <w:numId w:val="3"/>
+        </w:numPr>
+        <w:pBdr>
+          <w:top w:val="nil"/>
+          <w:left w:val="nil"/>
+          <w:bottom w:val="nil"/>
+          <w:right w:val="nil"/>
+          <w:between w:val="nil"/>
+        </w:pBdr>
+        <w:jc w:val="both"/>
+        <w:rPr>
+          <w:rFonts w:ascii="Times New Roman" w:eastAsia="Times New Roman" w:hAnsi="Times New Roman" w:cs="Times New Roman"/>
+        </w:rPr>
+      </w:pPr>
+      <w:r>
+        <w:rPr>
+          <w:rFonts w:ascii="Times New Roman" w:eastAsia="Times New Roman" w:hAnsi="Times New Roman" w:cs="Times New Roman"/>
+        </w:rPr>
+        <w:t>Guardado de información</w:t>
+      </w:r>
+    </w:p>
+    <w:p>
+      <w:pPr>
+        <w:numPr>
+          <w:ilvl w:val="0"/>
+          <w:numId w:val="3"/>
+        </w:numPr>
+        <w:pBdr>
+          <w:top w:val="nil"/>
+          <w:left w:val="nil"/>
+          <w:bottom w:val="nil"/>
+          <w:right w:val="nil"/>
+          <w:between w:val="nil"/>
+        </w:pBdr>
+        <w:jc w:val="both"/>
+        <w:rPr>
+          <w:rFonts w:ascii="Times New Roman" w:eastAsia="Times New Roman" w:hAnsi="Times New Roman" w:cs="Times New Roman"/>
+        </w:rPr>
+      </w:pPr>
+      <w:r>
+        <w:rPr>
+          <w:rFonts w:ascii="Times New Roman" w:eastAsia="Times New Roman" w:hAnsi="Times New Roman" w:cs="Times New Roman"/>
+        </w:rPr>
+        <w:t>Sistema de login</w:t>
+      </w:r>
+    </w:p>
+    <w:p>
+      <w:pPr>
+        <w:numPr>
+          <w:ilvl w:val="0"/>
+          <w:numId w:val="3"/>
+        </w:numPr>
+        <w:pBdr>
+          <w:top w:val="nil"/>
+          <w:left w:val="nil"/>
+          <w:bottom w:val="nil"/>
+          <w:right w:val="nil"/>
+          <w:between w:val="nil"/>
+        </w:pBdr>
+        <w:jc w:val="both"/>
+        <w:rPr>
+          <w:rFonts w:ascii="Times New Roman" w:eastAsia="Times New Roman" w:hAnsi="Times New Roman" w:cs="Times New Roman"/>
+        </w:rPr>
+      </w:pPr>
+      <w:r>
+        <w:rPr>
+          <w:rFonts w:ascii="Times New Roman" w:eastAsia="Times New Roman" w:hAnsi="Times New Roman" w:cs="Times New Roman"/>
+        </w:rPr>
+        <w:t>Página web pública</w:t>
+      </w:r>
+    </w:p>
+    <w:p>
+      <w:pPr>
+        <w:numPr>
+          <w:ilvl w:val="0"/>
+          <w:numId w:val="3"/>
+        </w:numPr>
+        <w:pBdr>
+          <w:top w:val="nil"/>
+          <w:left w:val="nil"/>
+          <w:bottom w:val="nil"/>
+          <w:right w:val="nil"/>
+          <w:between w:val="nil"/>
+        </w:pBdr>
+        <w:jc w:val="both"/>
+        <w:rPr>
+          <w:rFonts w:ascii="Times New Roman" w:eastAsia="Times New Roman" w:hAnsi="Times New Roman" w:cs="Times New Roman"/>
+        </w:rPr>
+      </w:pPr>
+      <w:r>
+        <w:rPr>
+          <w:rFonts w:ascii="Times New Roman" w:eastAsia="Times New Roman" w:hAnsi="Times New Roman" w:cs="Times New Roman"/>
+        </w:rPr>
+        <w:t>Acceso público al usuario</w:t>
+      </w:r>
+    </w:p>
+    <w:p>
+      <w:pPr>
+        <w:numPr>
+          <w:ilvl w:val="0"/>
+          <w:numId w:val="3"/>
+        </w:numPr>
+        <w:pBdr>
+          <w:top w:val="nil"/>
+          <w:left w:val="nil"/>
+          <w:bottom w:val="nil"/>
+          <w:right w:val="nil"/>
+          <w:between w:val="nil"/>
+        </w:pBdr>
+        <w:jc w:val="both"/>
+        <w:rPr>
+          <w:rFonts w:ascii="Times New Roman" w:eastAsia="Times New Roman" w:hAnsi="Times New Roman" w:cs="Times New Roman"/>
+        </w:rPr>
+      </w:pPr>
+      <w:r>
+        <w:rPr>
+          <w:rFonts w:ascii="Times New Roman" w:eastAsia="Times New Roman" w:hAnsi="Times New Roman" w:cs="Times New Roman"/>
+        </w:rPr>
+        <w:t>Acceso del usuario con cuenta</w:t>
+      </w:r>
+    </w:p>
+    <w:p>
+      <w:pPr>
+        <w:numPr>
+          <w:ilvl w:val="0"/>
+          <w:numId w:val="3"/>
+        </w:numPr>
+        <w:pBdr>
+          <w:top w:val="nil"/>
+          <w:left w:val="nil"/>
+          <w:bottom w:val="nil"/>
+          <w:right w:val="nil"/>
+          <w:between w:val="nil"/>
+        </w:pBdr>
+        <w:jc w:val="both"/>
+        <w:rPr>
+          <w:rFonts w:ascii="Times New Roman" w:eastAsia="Times New Roman" w:hAnsi="Times New Roman" w:cs="Times New Roman"/>
+        </w:rPr>
+      </w:pPr>
+      <w:r>
+        <w:rPr>
+          <w:rFonts w:ascii="Times New Roman" w:eastAsia="Times New Roman" w:hAnsi="Times New Roman" w:cs="Times New Roman"/>
+        </w:rPr>
+        <w:t>Base de datos del videojuego</w:t>
+      </w:r>
+    </w:p>
+    <w:p>
+      <w:pPr>
+        <w:numPr>
+          <w:ilvl w:val="0"/>
+          <w:numId w:val="3"/>
+        </w:numPr>
+        <w:pBdr>
+          <w:top w:val="nil"/>
+          <w:left w:val="nil"/>
+          <w:bottom w:val="nil"/>
+          <w:right w:val="nil"/>
+          <w:between w:val="nil"/>
+        </w:pBdr>
+        <w:jc w:val="both"/>
+        <w:rPr>
+          <w:rFonts w:ascii="Times New Roman" w:eastAsia="Times New Roman" w:hAnsi="Times New Roman" w:cs="Times New Roman"/>
+        </w:rPr>
+      </w:pPr>
+      <w:r>
+        <w:rPr>
+          <w:rFonts w:ascii="Times New Roman" w:eastAsia="Times New Roman" w:hAnsi="Times New Roman" w:cs="Times New Roman"/>
+        </w:rPr>
+        <w:t>Base de datos normalizada</w:t>
+      </w:r>
+    </w:p>
+    <w:p>
+      <w:pPr>
+        <w:numPr>
+          <w:ilvl w:val="0"/>
+          <w:numId w:val="3"/>
+        </w:numPr>
+        <w:pBdr>
+          <w:top w:val="nil"/>
+          <w:left w:val="nil"/>
+          <w:bottom w:val="nil"/>
+          <w:right w:val="nil"/>
+          <w:between w:val="nil"/>
+        </w:pBdr>
+        <w:jc w:val="both"/>
+        <w:rPr>
+          <w:rFonts w:ascii="Times New Roman" w:eastAsia="Times New Roman" w:hAnsi="Times New Roman" w:cs="Times New Roman"/>
+        </w:rPr>
+      </w:pPr>
+      <w:r>
+        <w:rPr>
+          <w:rFonts w:ascii="Times New Roman" w:eastAsia="Times New Roman" w:hAnsi="Times New Roman" w:cs="Times New Roman"/>
+        </w:rPr>
+        <w:t>Experiencias distintas del jugador</w:t>
+      </w:r>
+    </w:p>
+    <w:p>
+      <w:pPr>
+        <w:numPr>
+          <w:ilvl w:val="0"/>
+          <w:numId w:val="3"/>
+        </w:numPr>
+        <w:pBdr>
+          <w:top w:val="nil"/>
+          <w:left w:val="nil"/>
+          <w:bottom w:val="nil"/>
+          <w:right w:val="nil"/>
+          <w:between w:val="nil"/>
+        </w:pBdr>
+        <w:jc w:val="both"/>
+        <w:rPr>
+          <w:rFonts w:ascii="Times New Roman" w:eastAsia="Times New Roman" w:hAnsi="Times New Roman" w:cs="Times New Roman"/>
+        </w:rPr>
+      </w:pPr>
+      <w:r>
+        <w:rPr>
+          <w:rFonts w:ascii="Times New Roman" w:eastAsia="Times New Roman" w:hAnsi="Times New Roman" w:cs="Times New Roman"/>
+        </w:rPr>
+        <w:t>Cartas de combate</w:t>
+      </w:r>
+    </w:p>
+    <w:p>
+      <w:pPr>
+        <w:numPr>
+          <w:ilvl w:val="0"/>
+          <w:numId w:val="3"/>
+        </w:numPr>
+        <w:pBdr>
+          <w:top w:val="nil"/>
+          <w:left w:val="nil"/>
+          <w:bottom w:val="nil"/>
+          <w:right w:val="nil"/>
+          <w:between w:val="nil"/>
+        </w:pBdr>
+        <w:jc w:val="both"/>
+        <w:rPr>
+          <w:rFonts w:ascii="Times New Roman" w:eastAsia="Times New Roman" w:hAnsi="Times New Roman" w:cs="Times New Roman"/>
+        </w:rPr>
+      </w:pPr>
+      <w:r>
+        <w:rPr>
+          <w:rFonts w:ascii="Times New Roman" w:eastAsia="Times New Roman" w:hAnsi="Times New Roman" w:cs="Times New Roman"/>
+        </w:rPr>
+        <w:t>Ambientación de las cartas</w:t>
+      </w:r>
+    </w:p>
+    <w:p>
+      <w:pPr>
+        <w:numPr>
+          <w:ilvl w:val="0"/>
+          <w:numId w:val="3"/>
+        </w:numPr>
+        <w:jc w:val="both"/>
+        <w:rPr>
+          <w:rFonts w:ascii="Times New Roman" w:eastAsia="Times New Roman" w:hAnsi="Times New Roman" w:cs="Times New Roman"/>
+        </w:rPr>
+      </w:pPr>
+      <w:r>
+        <w:rPr>
+          <w:rFonts w:ascii="Times New Roman" w:eastAsia="Times New Roman" w:hAnsi="Times New Roman" w:cs="Times New Roman"/>
+        </w:rPr>
+        <w:t>Interacción de cartas</w:t>
+      </w:r>
+    </w:p>
+    <w:p>
+      <w:pPr>
+        <w:numPr>
+          <w:ilvl w:val="0"/>
+          <w:numId w:val="3"/>
+        </w:numPr>
+        <w:jc w:val="both"/>
+        <w:rPr>
+          <w:rFonts w:ascii="Times New Roman" w:eastAsia="Times New Roman" w:hAnsi="Times New Roman" w:cs="Times New Roman"/>
+        </w:rPr>
+      </w:pPr>
+      <w:r>
+        <w:rPr>
+          <w:rFonts w:ascii="Times New Roman" w:eastAsia="Times New Roman" w:hAnsi="Times New Roman" w:cs="Times New Roman"/>
+        </w:rPr>
+        <w:t>Cinemáticas del juego</w:t>
+      </w:r>
+    </w:p>
+    <w:p>
+      <w:pPr>
+        <w:numPr>
+          <w:ilvl w:val="0"/>
+          <w:numId w:val="3"/>
+        </w:numPr>
+        <w:jc w:val="both"/>
+        <w:rPr>
+          <w:rFonts w:ascii="Times New Roman" w:eastAsia="Times New Roman" w:hAnsi="Times New Roman" w:cs="Times New Roman"/>
+        </w:rPr>
+      </w:pPr>
+      <w:r>
+        <w:rPr>
+          <w:rFonts w:ascii="Times New Roman" w:eastAsia="Times New Roman" w:hAnsi="Times New Roman" w:cs="Times New Roman"/>
+        </w:rPr>
+        <w:t>Niveles cambiantes del juego</w:t>
+      </w:r>
+    </w:p>
+    <w:p>
+      <w:pPr>
+        <w:numPr>
+          <w:ilvl w:val="0"/>
+          <w:numId w:val="3"/>
+        </w:numPr>
+        <w:jc w:val="both"/>
+        <w:rPr>
+          <w:rFonts w:ascii="Times New Roman" w:eastAsia="Times New Roman" w:hAnsi="Times New Roman" w:cs="Times New Roman"/>
+        </w:rPr>
+      </w:pPr>
+      <w:r>
+        <w:rPr>
+          <w:rFonts w:ascii="Times New Roman" w:eastAsia="Times New Roman" w:hAnsi="Times New Roman" w:cs="Times New Roman"/>
+        </w:rPr>
+        <w:t>Tipos de jugadores</w:t>
+      </w:r>
+    </w:p>
+    <w:p>
+      <w:pPr>
+        <w:numPr>
+          <w:ilvl w:val="0"/>
+          <w:numId w:val="3"/>
+        </w:numPr>
+        <w:jc w:val="both"/>
+        <w:rPr>
+          <w:rFonts w:ascii="Times New Roman" w:eastAsia="Times New Roman" w:hAnsi="Times New Roman" w:cs="Times New Roman"/>
+        </w:rPr>
+      </w:pPr>
+      <w:r>
+        <w:rPr>
+          <w:rFonts w:ascii="Times New Roman" w:eastAsia="Times New Roman" w:hAnsi="Times New Roman" w:cs="Times New Roman"/>
+        </w:rPr>
+        <w:lastRenderedPageBreak/>
+        <w:t>Secciones de la página web</w:t>
+      </w:r>
+    </w:p>
+    <w:p>
+      <w:pPr>
+        <w:numPr>
+          <w:ilvl w:val="0"/>
+          <w:numId w:val="3"/>
+        </w:numPr>
+        <w:jc w:val="both"/>
+        <w:rPr>
+          <w:rFonts w:ascii="Times New Roman" w:eastAsia="Times New Roman" w:hAnsi="Times New Roman" w:cs="Times New Roman"/>
+        </w:rPr>
+      </w:pPr>
+      <w:r>
+        <w:rPr>
+          <w:rFonts w:ascii="Times New Roman" w:eastAsia="Times New Roman" w:hAnsi="Times New Roman" w:cs="Times New Roman"/>
+        </w:rPr>
+        <w:t>Gráficos de estadísticas</w:t>
+      </w:r>
+    </w:p>
+    <w:p>
+      <w:pPr>
+        <w:numPr>
+          <w:ilvl w:val="0"/>
+          <w:numId w:val="3"/>
+        </w:numPr>
+        <w:jc w:val="both"/>
+        <w:rPr>
+          <w:rFonts w:ascii="Times New Roman" w:eastAsia="Times New Roman" w:hAnsi="Times New Roman" w:cs="Times New Roman"/>
+        </w:rPr>
+      </w:pPr>
+      <w:r>
+        <w:rPr>
+          <w:rFonts w:ascii="Times New Roman" w:eastAsia="Times New Roman" w:hAnsi="Times New Roman" w:cs="Times New Roman"/>
+        </w:rPr>
+        <w:t>Elementos inmersivos</w:t>
+      </w:r>
+    </w:p>
+    <w:p>
+      <w:pPr>
+        <w:numPr>
+          <w:ilvl w:val="0"/>
+          <w:numId w:val="3"/>
+        </w:numPr>
+        <w:jc w:val="both"/>
+        <w:rPr>
+          <w:rFonts w:ascii="Times New Roman" w:eastAsia="Times New Roman" w:hAnsi="Times New Roman" w:cs="Times New Roman"/>
+        </w:rPr>
+      </w:pPr>
+      <w:r>
+        <w:rPr>
+          <w:rFonts w:ascii="Times New Roman" w:eastAsia="Times New Roman" w:hAnsi="Times New Roman" w:cs="Times New Roman"/>
+        </w:rPr>
+        <w:t>Llaves de la base de datos</w:t>
+      </w:r>
+    </w:p>
+    <w:p>
+      <w:pPr>
+        <w:numPr>
+          <w:ilvl w:val="0"/>
+          <w:numId w:val="3"/>
+        </w:numPr>
+        <w:jc w:val="both"/>
+        <w:rPr>
+          <w:rFonts w:ascii="Times New Roman" w:eastAsia="Times New Roman" w:hAnsi="Times New Roman" w:cs="Times New Roman"/>
+        </w:rPr>
+      </w:pPr>
+      <w:r>
+        <w:rPr>
+          <w:rFonts w:ascii="Times New Roman" w:eastAsia="Times New Roman" w:hAnsi="Times New Roman" w:cs="Times New Roman"/>
+        </w:rPr>
+        <w:t>Múltiples niveles</w:t>
+      </w:r>
+    </w:p>
+    <w:p>
+      <w:pPr>
+        <w:numPr>
+          <w:ilvl w:val="0"/>
+          <w:numId w:val="3"/>
+        </w:numPr>
+        <w:jc w:val="both"/>
+        <w:rPr>
+          <w:rFonts w:ascii="Times New Roman" w:eastAsia="Times New Roman" w:hAnsi="Times New Roman" w:cs="Times New Roman"/>
+        </w:rPr>
+      </w:pPr>
+      <w:r>
+        <w:rPr>
+          <w:rFonts w:ascii="Times New Roman" w:eastAsia="Times New Roman" w:hAnsi="Times New Roman" w:cs="Times New Roman"/>
+        </w:rPr>
+        <w:t>Guardado de la partida</w:t>
+      </w:r>
+    </w:p>
+    <w:p>
+      <w:pPr>
+        <w:numPr>
+          <w:ilvl w:val="0"/>
+          <w:numId w:val="3"/>
+        </w:numPr>
+        <w:jc w:val="both"/>
+        <w:rPr>
+          <w:rFonts w:ascii="Times New Roman" w:eastAsia="Times New Roman" w:hAnsi="Times New Roman" w:cs="Times New Roman"/>
+        </w:rPr>
+      </w:pPr>
+      <w:r>
+        <w:rPr>
+          <w:rFonts w:ascii="Times New Roman" w:eastAsia="Times New Roman" w:hAnsi="Times New Roman" w:cs="Times New Roman"/>
+        </w:rPr>
+        <w:t>Conexión entre videojuego, web y base de datos (API)</w:t>
+      </w:r>
+    </w:p>
+    <w:p>
+      <w:pPr>
+        <w:numPr>
+          <w:ilvl w:val="0"/>
+          <w:numId w:val="3"/>
+        </w:numPr>
+        <w:jc w:val="both"/>
+        <w:rPr>
+          <w:rFonts w:ascii="Times New Roman" w:eastAsia="Times New Roman" w:hAnsi="Times New Roman" w:cs="Times New Roman"/>
+        </w:rPr>
+      </w:pPr>
+      <w:r>
+        <w:rPr>
+          <w:rFonts w:ascii="Times New Roman" w:eastAsia="Times New Roman" w:hAnsi="Times New Roman" w:cs="Times New Roman"/>
+        </w:rPr>
+        <w:t>Ganador de nivel</w:t>
+      </w:r>
+    </w:p>
+    <w:p>
+      <w:pPr>
+        <w:numPr>
+          <w:ilvl w:val="0"/>
+          <w:numId w:val="3"/>
+        </w:numPr>
+        <w:jc w:val="both"/>
+        <w:rPr>
+          <w:rFonts w:ascii="Times New Roman" w:eastAsia="Times New Roman" w:hAnsi="Times New Roman" w:cs="Times New Roman"/>
+        </w:rPr>
+      </w:pPr>
+      <w:r>
+        <w:rPr>
+          <w:rFonts w:ascii="Times New Roman" w:eastAsia="Times New Roman" w:hAnsi="Times New Roman" w:cs="Times New Roman"/>
+        </w:rPr>
+        <w:t>Perdedor de nivel</w:t>
+      </w:r>
+    </w:p>
+    <w:p>
+      <w:pPr>
+        <w:numPr>
+          <w:ilvl w:val="0"/>
+          <w:numId w:val="3"/>
+        </w:numPr>
+        <w:jc w:val="both"/>
+        <w:rPr>
+          <w:rFonts w:ascii="Times New Roman" w:eastAsia="Times New Roman" w:hAnsi="Times New Roman" w:cs="Times New Roman"/>
+        </w:rPr>
+      </w:pPr>
+      <w:r>
+        <w:rPr>
+          <w:rFonts w:ascii="Times New Roman" w:eastAsia="Times New Roman" w:hAnsi="Times New Roman" w:cs="Times New Roman"/>
+        </w:rPr>
+        <w:t>Fortalecimiento del personaje</w:t>
+      </w:r>
+    </w:p>
+    <w:p>
+      <w:pPr>
+        <w:numPr>
+          <w:ilvl w:val="0"/>
+          <w:numId w:val="3"/>
+        </w:numPr>
+        <w:jc w:val="both"/>
+        <w:rPr>
+          <w:rFonts w:ascii="Times New Roman" w:eastAsia="Times New Roman" w:hAnsi="Times New Roman" w:cs="Times New Roman"/>
+        </w:rPr>
+      </w:pPr>
+      <w:r>
+        <w:rPr>
+          <w:rFonts w:ascii="Times New Roman" w:eastAsia="Times New Roman" w:hAnsi="Times New Roman" w:cs="Times New Roman"/>
+        </w:rPr>
+        <w:t>Vencimiento del jefe</w:t>
+      </w:r>
+    </w:p>
+    <w:p>
+      <w:pPr>
+        <w:numPr>
+          <w:ilvl w:val="0"/>
+          <w:numId w:val="3"/>
+        </w:numPr>
+        <w:jc w:val="both"/>
+        <w:rPr>
+          <w:rFonts w:ascii="Times New Roman" w:eastAsia="Times New Roman" w:hAnsi="Times New Roman" w:cs="Times New Roman"/>
+        </w:rPr>
+      </w:pPr>
+      <w:r>
+        <w:rPr>
+          <w:rFonts w:ascii="Times New Roman" w:eastAsia="Times New Roman" w:hAnsi="Times New Roman" w:cs="Times New Roman"/>
+        </w:rPr>
+        <w:t>Cartas de combate (demonios)</w:t>
+      </w:r>
+    </w:p>
+    <w:p>
+      <w:pPr>
+        <w:numPr>
+          <w:ilvl w:val="0"/>
+          <w:numId w:val="3"/>
+        </w:numPr>
+        <w:jc w:val="both"/>
+        <w:rPr>
+          <w:rFonts w:ascii="Times New Roman" w:eastAsia="Times New Roman" w:hAnsi="Times New Roman" w:cs="Times New Roman"/>
+        </w:rPr>
+      </w:pPr>
+      <w:r>
+        <w:rPr>
+          <w:rFonts w:ascii="Times New Roman" w:eastAsia="Times New Roman" w:hAnsi="Times New Roman" w:cs="Times New Roman"/>
+        </w:rPr>
+        <w:t>Evolución de cartas de combate (demonios)</w:t>
+      </w:r>
+    </w:p>
+    <w:p>
+      <w:pPr>
+        <w:numPr>
+          <w:ilvl w:val="0"/>
+          <w:numId w:val="3"/>
+        </w:numPr>
+        <w:jc w:val="both"/>
+        <w:rPr>
+          <w:rFonts w:ascii="Times New Roman" w:eastAsia="Times New Roman" w:hAnsi="Times New Roman" w:cs="Times New Roman"/>
+        </w:rPr>
+      </w:pPr>
+      <w:r>
+        <w:rPr>
+          <w:rFonts w:ascii="Times New Roman" w:eastAsia="Times New Roman" w:hAnsi="Times New Roman" w:cs="Times New Roman"/>
+        </w:rPr>
+        <w:t>Inicio del juego (cartas)</w:t>
+      </w:r>
+    </w:p>
+    <w:p>
+      <w:pPr>
+        <w:numPr>
+          <w:ilvl w:val="0"/>
+          <w:numId w:val="3"/>
+        </w:numPr>
+        <w:jc w:val="both"/>
+        <w:rPr>
+          <w:rFonts w:ascii="Times New Roman" w:eastAsia="Times New Roman" w:hAnsi="Times New Roman" w:cs="Times New Roman"/>
+        </w:rPr>
+      </w:pPr>
+      <w:r>
+        <w:rPr>
+          <w:rFonts w:ascii="Times New Roman" w:eastAsia="Times New Roman" w:hAnsi="Times New Roman" w:cs="Times New Roman"/>
+        </w:rPr>
+        <w:t>Baraja del jugador</w:t>
+      </w:r>
+    </w:p>
+    <w:p>
+      <w:pPr>
+        <w:numPr>
+          <w:ilvl w:val="0"/>
+          <w:numId w:val="3"/>
+        </w:numPr>
+        <w:jc w:val="both"/>
+        <w:rPr>
+          <w:rFonts w:ascii="Times New Roman" w:eastAsia="Times New Roman" w:hAnsi="Times New Roman" w:cs="Times New Roman"/>
+        </w:rPr>
+      </w:pPr>
+      <w:r>
+        <w:rPr>
+          <w:rFonts w:ascii="Times New Roman" w:eastAsia="Times New Roman" w:hAnsi="Times New Roman" w:cs="Times New Roman"/>
+        </w:rPr>
+        <w:t>Derrota del enemigo</w:t>
+      </w:r>
+    </w:p>
+    <w:p>
+      <w:pPr>
+        <w:numPr>
+          <w:ilvl w:val="0"/>
+          <w:numId w:val="3"/>
+        </w:numPr>
+        <w:jc w:val="both"/>
+        <w:rPr>
+          <w:rFonts w:ascii="Times New Roman" w:eastAsia="Times New Roman" w:hAnsi="Times New Roman" w:cs="Times New Roman"/>
+        </w:rPr>
+      </w:pPr>
+      <w:r>
+        <w:rPr>
+          <w:rFonts w:ascii="Times New Roman" w:eastAsia="Times New Roman" w:hAnsi="Times New Roman" w:cs="Times New Roman"/>
+        </w:rPr>
+        <w:t>Tutorial del juego</w:t>
+      </w:r>
+    </w:p>
+    <w:p>
+      <w:pPr>
+        <w:numPr>
+          <w:ilvl w:val="0"/>
+          <w:numId w:val="3"/>
+        </w:numPr>
+        <w:jc w:val="both"/>
+        <w:rPr>
+          <w:rFonts w:ascii="Times New Roman" w:eastAsia="Times New Roman" w:hAnsi="Times New Roman" w:cs="Times New Roman"/>
+        </w:rPr>
+      </w:pPr>
+      <w:r>
+        <w:rPr>
+          <w:rFonts w:ascii="Times New Roman" w:eastAsia="Times New Roman" w:hAnsi="Times New Roman" w:cs="Times New Roman"/>
+        </w:rPr>
+        <w:t>Movimiento en el laberinto</w:t>
+      </w:r>
+    </w:p>
+    <w:p>
+      <w:pPr>
+        <w:numPr>
+          <w:ilvl w:val="0"/>
+          <w:numId w:val="3"/>
+        </w:numPr>
+        <w:jc w:val="both"/>
+        <w:rPr>
+          <w:rFonts w:ascii="Times New Roman" w:eastAsia="Times New Roman" w:hAnsi="Times New Roman" w:cs="Times New Roman"/>
+        </w:rPr>
+      </w:pPr>
+      <w:r>
+        <w:rPr>
+          <w:rFonts w:ascii="Times New Roman" w:eastAsia="Times New Roman" w:hAnsi="Times New Roman" w:cs="Times New Roman"/>
+        </w:rPr>
+        <w:t>Recolección de sangre</w:t>
+      </w:r>
+    </w:p>
+    <w:p>
+      <w:pPr>
+        <w:numPr>
+          <w:ilvl w:val="0"/>
+          <w:numId w:val="3"/>
+        </w:numPr>
+        <w:jc w:val="both"/>
+        <w:rPr>
+          <w:rFonts w:ascii="Times New Roman" w:eastAsia="Times New Roman" w:hAnsi="Times New Roman" w:cs="Times New Roman"/>
+        </w:rPr>
+      </w:pPr>
+      <w:r>
+        <w:rPr>
+          <w:rFonts w:ascii="Times New Roman" w:eastAsia="Times New Roman" w:hAnsi="Times New Roman" w:cs="Times New Roman"/>
+        </w:rPr>
+        <w:t>Descubrimiento de secretos</w:t>
+      </w:r>
+    </w:p>
+    <w:p>
+      <w:pPr>
+        <w:numPr>
+          <w:ilvl w:val="0"/>
+          <w:numId w:val="3"/>
+        </w:numPr>
+        <w:jc w:val="both"/>
+        <w:rPr>
+          <w:rFonts w:ascii="Times New Roman" w:eastAsia="Times New Roman" w:hAnsi="Times New Roman" w:cs="Times New Roman"/>
+        </w:rPr>
+      </w:pPr>
+      <w:r>
+        <w:rPr>
+          <w:rFonts w:ascii="Times New Roman" w:eastAsia="Times New Roman" w:hAnsi="Times New Roman" w:cs="Times New Roman"/>
+        </w:rPr>
+        <w:t>Desplazamiento entre mapas</w:t>
+      </w:r>
+    </w:p>
+    <w:p>
+      <w:pPr>
+        <w:numPr>
+          <w:ilvl w:val="0"/>
+          <w:numId w:val="3"/>
+        </w:numPr>
+        <w:jc w:val="both"/>
+        <w:rPr>
+          <w:rFonts w:ascii="Times New Roman" w:eastAsia="Times New Roman" w:hAnsi="Times New Roman" w:cs="Times New Roman"/>
+        </w:rPr>
+      </w:pPr>
+      <w:r>
+        <w:rPr>
+          <w:rFonts w:ascii="Times New Roman" w:eastAsia="Times New Roman" w:hAnsi="Times New Roman" w:cs="Times New Roman"/>
+        </w:rPr>
+        <w:t>Ranking de jugadores</w:t>
+      </w:r>
+    </w:p>
+    <w:p>
+      <w:pPr>
+        <w:numPr>
+          <w:ilvl w:val="0"/>
+          <w:numId w:val="3"/>
+        </w:numPr>
+        <w:jc w:val="both"/>
+        <w:rPr>
+          <w:rFonts w:ascii="Times New Roman" w:eastAsia="Times New Roman" w:hAnsi="Times New Roman" w:cs="Times New Roman"/>
+        </w:rPr>
+      </w:pPr>
+      <w:r>
+        <w:rPr>
+          <w:rFonts w:ascii="Times New Roman" w:eastAsia="Times New Roman" w:hAnsi="Times New Roman" w:cs="Times New Roman"/>
+        </w:rPr>
+        <w:t>Menú de inicio</w:t>
+      </w:r>
+    </w:p>
+    <w:p>
+      <w:pPr>
+        <w:jc w:val="both"/>
+        <w:rPr>
+          <w:rFonts w:ascii="Times New Roman" w:eastAsia="Times New Roman" w:hAnsi="Times New Roman" w:cs="Times New Roman"/>
+        </w:rPr>
+      </w:pPr>
+    </w:p>
+    <w:p>
+      <w:pPr>
+        <w:jc w:val="both"/>
+        <w:rPr>
+          <w:rFonts w:ascii="Times New Roman" w:eastAsia="Times New Roman" w:hAnsi="Times New Roman" w:cs="Times New Roman"/>
+        </w:rPr>
+      </w:pPr>
+      <w:r>
+        <w:rPr>
+          <w:rFonts w:ascii="Times New Roman" w:eastAsia="Times New Roman" w:hAnsi="Times New Roman" w:cs="Times New Roman"/>
+        </w:rPr>
+        <w:t>No funcionales:</w:t>
+      </w:r>
+    </w:p>
+    <w:p>
+      <w:pPr>
+        <w:numPr>
+          <w:ilvl w:val="0"/>
+          <w:numId w:val="3"/>
+        </w:numPr>
+        <w:pBdr>
+          <w:top w:val="nil"/>
+          <w:left w:val="nil"/>
+          <w:bottom w:val="nil"/>
+          <w:right w:val="nil"/>
+          <w:between w:val="nil"/>
+        </w:pBdr>
+        <w:jc w:val="both"/>
+        <w:rPr>
+          <w:rFonts w:ascii="Times New Roman" w:eastAsia="Times New Roman" w:hAnsi="Times New Roman" w:cs="Times New Roman"/>
+        </w:rPr>
+      </w:pPr>
+      <w:r>
+        <w:rPr>
+          <w:rFonts w:ascii="Times New Roman" w:eastAsia="Times New Roman" w:hAnsi="Times New Roman" w:cs="Times New Roman"/>
+        </w:rPr>
+        <w:t>Información almacenada distribuida</w:t>
+      </w:r>
+    </w:p>
+    <w:p>
+      <w:pPr>
+        <w:numPr>
+          <w:ilvl w:val="0"/>
+          <w:numId w:val="3"/>
+        </w:numPr>
+        <w:pBdr>
+          <w:top w:val="nil"/>
+          <w:left w:val="nil"/>
+          <w:bottom w:val="nil"/>
+          <w:right w:val="nil"/>
+          <w:between w:val="nil"/>
+        </w:pBdr>
+        <w:jc w:val="both"/>
+        <w:rPr>
+          <w:rFonts w:ascii="Times New Roman" w:eastAsia="Times New Roman" w:hAnsi="Times New Roman" w:cs="Times New Roman"/>
+        </w:rPr>
+      </w:pPr>
+      <w:r>
+        <w:rPr>
+          <w:rFonts w:ascii="Times New Roman" w:eastAsia="Times New Roman" w:hAnsi="Times New Roman" w:cs="Times New Roman"/>
+        </w:rPr>
+        <w:t>Acceso a tablas mediante vistas</w:t>
+      </w:r>
+    </w:p>
+    <w:p>
+      <w:pPr>
+        <w:numPr>
+          <w:ilvl w:val="0"/>
+          <w:numId w:val="3"/>
+        </w:numPr>
+        <w:pBdr>
+          <w:top w:val="nil"/>
+          <w:left w:val="nil"/>
+          <w:bottom w:val="nil"/>
+          <w:right w:val="nil"/>
+          <w:between w:val="nil"/>
+        </w:pBdr>
+        <w:jc w:val="both"/>
+        <w:rPr>
+          <w:rFonts w:ascii="Times New Roman" w:eastAsia="Times New Roman" w:hAnsi="Times New Roman" w:cs="Times New Roman"/>
+        </w:rPr>
+      </w:pPr>
+      <w:r>
+        <w:rPr>
+          <w:rFonts w:ascii="Times New Roman" w:eastAsia="Times New Roman" w:hAnsi="Times New Roman" w:cs="Times New Roman"/>
+        </w:rPr>
+        <w:lastRenderedPageBreak/>
+        <w:t>Local y no local</w:t>
+      </w:r>
+    </w:p>
+    <w:p>
+      <w:pPr>
+        <w:numPr>
+          <w:ilvl w:val="0"/>
+          <w:numId w:val="3"/>
+        </w:numPr>
+        <w:pBdr>
+          <w:top w:val="nil"/>
+          <w:left w:val="nil"/>
+          <w:bottom w:val="nil"/>
+          <w:right w:val="nil"/>
+          <w:between w:val="nil"/>
+        </w:pBdr>
+        <w:jc w:val="both"/>
+        <w:rPr>
+          <w:rFonts w:ascii="Times New Roman" w:eastAsia="Times New Roman" w:hAnsi="Times New Roman" w:cs="Times New Roman"/>
+        </w:rPr>
+      </w:pPr>
+      <w:r>
+        <w:rPr>
+          <w:rFonts w:ascii="Times New Roman" w:eastAsia="Times New Roman" w:hAnsi="Times New Roman" w:cs="Times New Roman"/>
+        </w:rPr>
+        <w:t>Equilibrio entre jugabilidad y cartas</w:t>
+      </w:r>
+    </w:p>
+    <w:p>
+      <w:pPr>
+        <w:numPr>
+          <w:ilvl w:val="0"/>
+          <w:numId w:val="3"/>
+        </w:numPr>
+        <w:pBdr>
+          <w:top w:val="nil"/>
+          <w:left w:val="nil"/>
+          <w:bottom w:val="nil"/>
+          <w:right w:val="nil"/>
+          <w:between w:val="nil"/>
+        </w:pBdr>
+        <w:jc w:val="both"/>
+        <w:rPr>
+          <w:rFonts w:ascii="Times New Roman" w:eastAsia="Times New Roman" w:hAnsi="Times New Roman" w:cs="Times New Roman"/>
+        </w:rPr>
+      </w:pPr>
+      <w:r>
+        <w:rPr>
+          <w:rFonts w:ascii="Times New Roman" w:eastAsia="Times New Roman" w:hAnsi="Times New Roman" w:cs="Times New Roman"/>
+        </w:rPr>
+        <w:t>Estética coherente</w:t>
+      </w:r>
+    </w:p>
+    <w:p>
+      <w:pPr>
+        <w:numPr>
+          <w:ilvl w:val="0"/>
+          <w:numId w:val="3"/>
+        </w:numPr>
+        <w:pBdr>
+          <w:top w:val="nil"/>
+          <w:left w:val="nil"/>
+          <w:bottom w:val="nil"/>
+          <w:right w:val="nil"/>
+          <w:between w:val="nil"/>
+        </w:pBdr>
+        <w:jc w:val="both"/>
+        <w:rPr>
+          <w:rFonts w:ascii="Times New Roman" w:eastAsia="Times New Roman" w:hAnsi="Times New Roman" w:cs="Times New Roman"/>
+        </w:rPr>
+      </w:pPr>
+      <w:r>
+        <w:rPr>
+          <w:rFonts w:ascii="Times New Roman" w:eastAsia="Times New Roman" w:hAnsi="Times New Roman" w:cs="Times New Roman"/>
+        </w:rPr>
+        <w:t>Normalización de la base de datos</w:t>
+      </w:r>
+    </w:p>
+    <w:p>
+      <w:pPr>
+        <w:numPr>
+          <w:ilvl w:val="0"/>
+          <w:numId w:val="3"/>
+        </w:numPr>
+        <w:pBdr>
+          <w:top w:val="nil"/>
+          <w:left w:val="nil"/>
+          <w:bottom w:val="nil"/>
+          <w:right w:val="nil"/>
+          <w:between w:val="nil"/>
+        </w:pBdr>
+        <w:jc w:val="both"/>
+        <w:rPr>
+          <w:rFonts w:ascii="Times New Roman" w:eastAsia="Times New Roman" w:hAnsi="Times New Roman" w:cs="Times New Roman"/>
+        </w:rPr>
+      </w:pPr>
+      <w:r>
+        <w:rPr>
+          <w:rFonts w:ascii="Times New Roman" w:eastAsia="Times New Roman" w:hAnsi="Times New Roman" w:cs="Times New Roman"/>
+        </w:rPr>
+        <w:t>Ambientación sonora</w:t>
+      </w:r>
+    </w:p>
     <w:sectPr>
       <w:headerReference w:type="default" r:id="rId8"/>
       <w:pgSz w:w="12240" w:h="15840"/>
@@ -15543,9 +16081,122 @@
 <file path=word/numbering.xml><?xml version="1.0" encoding="utf-8"?>
 <w:numbering xmlns:wpc="http://schemas.microsoft.com/office/word/2010/wordprocessingCanvas" xmlns:cx="http://schemas.microsoft.com/office/drawing/2014/chartex" xmlns:cx1="http://schemas.microsoft.com/office/drawing/2015/9/8/chartex" xmlns:cx2="http://schemas.microsoft.com/office/drawing/2015/10/21/chartex" xmlns:cx3="http://schemas.microsoft.com/office/drawing/2016/5/9/chartex" xmlns:cx4="http://schemas.microsoft.com/office/drawing/2016/5/10/chartex" xmlns:cx5="http://schemas.microsoft.com/office/drawing/2016/5/11/chartex" xmlns:cx6="http://schemas.microsoft.com/office/drawing/2016/5/12/chartex" xmlns:cx7="http://schemas.microsoft.com/office/drawing/2016/5/13/chartex" xmlns:cx8="http://schemas.microsoft.com/office/drawing/2016/5/14/chartex" xmlns:mc="http://schemas.openxmlformats.org/markup-compatibility/2006" xmlns:aink="http://schemas.microsoft.com/office/drawing/2016/ink" xmlns:am3d="http://schemas.microsoft.com/office/drawing/2017/model3d" xmlns:o="urn:schemas-microsoft-com:office:office" xmlns:oel="http://schemas.microsoft.com/office/2019/extlst" xmlns:r="http://schemas.openxmlformats.org/officeDocument/2006/relationships" xmlns:m="http://schemas.openxmlformats.org/officeDocument/2006/math" xmlns:v="urn:schemas-microsoft-com:vml" xmlns:wp14="http://schemas.microsoft.com/office/word/2010/wordprocessingDrawing" xmlns:wp="http://schemas.openxmlformats.org/drawingml/2006/wordprocessingDrawing" xmlns:w10="urn:schemas-microsoft-com:office:word" xmlns:w="http://schemas.openxmlformats.org/wordprocessingml/2006/main" xmlns:w14="http://schemas.microsoft.com/office/word/2010/wordml" xmlns:w15="http://schemas.microsoft.com/office/word/2012/wordml" xmlns:w16cex="http://schemas.microsoft.com/office/word/2018/wordml/cex" xmlns:w16cid="http://schemas.microsoft.com/office/word/2016/wordml/cid" xmlns:w16="http://schemas.microsoft.com/office/word/2018/wordml" xmlns:w16du="http://schemas.microsoft.com/office/word/2023/wordml/word16du" xmlns:w16sdtdh="http://schemas.microsoft.com/office/word/2020/wordml/sdtdatahash" xmlns:w16sdtfl="http://schemas.microsoft.com/office/word/2024/wordml/sdtformatlock" xmlns:w16se="http://schemas.microsoft.com/office/word/2015/wordml/symex" xmlns:wpg="http://schemas.microsoft.com/office/word/2010/wordprocessingGroup" xmlns:wpi="http://schemas.microsoft.com/office/word/2010/wordprocessingInk" xmlns:wne="http://schemas.microsoft.com/office/word/2006/wordml" xmlns:wps="http://schemas.microsoft.com/office/word/2010/wordprocessingShape" mc:Ignorable="w14 w15 w16se w16cid w16 w16cex w16sdtdh w16sdtfl w16du wp14">
   <w:abstractNum w:abstractNumId="0" w15:restartNumberingAfterBreak="0">
-    <w:nsid w:val="28F91B67"/>
+    <w:nsid w:val="01A95CB7"/>
     <w:multiLevelType w:val="multilevel"/>
-    <w:tmpl w:val="EF2AB788"/>
+    <w:tmpl w:val="2F72AA04"/>
+    <w:lvl w:ilvl="0">
+      <w:start w:val="1"/>
+      <w:numFmt w:val="bullet"/>
+      <w:lvlText w:val="●"/>
+      <w:lvlJc w:val="left"/>
+      <w:pPr>
+        <w:ind w:left="720" w:hanging="360"/>
+      </w:pPr>
+      <w:rPr>
+        <w:u w:val="none"/>
+      </w:rPr>
+    </w:lvl>
+    <w:lvl w:ilvl="1">
+      <w:start w:val="1"/>
+      <w:numFmt w:val="bullet"/>
+      <w:lvlText w:val="o"/>
+      <w:lvlJc w:val="left"/>
+      <w:pPr>
+        <w:ind w:left="1440" w:hanging="360"/>
+      </w:pPr>
+      <w:rPr>
+        <w:u w:val="none"/>
+      </w:rPr>
+    </w:lvl>
+    <w:lvl w:ilvl="2">
+      <w:start w:val="1"/>
+      <w:numFmt w:val="bullet"/>
+      <w:lvlText w:val="▪"/>
+      <w:lvlJc w:val="left"/>
+      <w:pPr>
+        <w:ind w:left="2160" w:hanging="360"/>
+      </w:pPr>
+      <w:rPr>
+        <w:u w:val="none"/>
+      </w:rPr>
+    </w:lvl>
+    <w:lvl w:ilvl="3">
+      <w:start w:val="1"/>
+      <w:numFmt w:val="bullet"/>
+      <w:lvlText w:val="▪"/>
+      <w:lvlJc w:val="left"/>
+      <w:pPr>
+        <w:ind w:left="2880" w:hanging="360"/>
+      </w:pPr>
+      <w:rPr>
+        <w:u w:val="none"/>
+      </w:rPr>
+    </w:lvl>
+    <w:lvl w:ilvl="4">
+      <w:start w:val="1"/>
+      <w:numFmt w:val="bullet"/>
+      <w:lvlText w:val="▪"/>
+      <w:lvlJc w:val="left"/>
+      <w:pPr>
+        <w:ind w:left="3600" w:hanging="360"/>
+      </w:pPr>
+      <w:rPr>
+        <w:u w:val="none"/>
+      </w:rPr>
+    </w:lvl>
+    <w:lvl w:ilvl="5">
+      <w:start w:val="1"/>
+      <w:numFmt w:val="bullet"/>
+      <w:lvlText w:val="▪"/>
+      <w:lvlJc w:val="left"/>
+      <w:pPr>
+        <w:ind w:left="4320" w:hanging="360"/>
+      </w:pPr>
+      <w:rPr>
+        <w:u w:val="none"/>
+      </w:rPr>
+    </w:lvl>
+    <w:lvl w:ilvl="6">
+      <w:start w:val="1"/>
+      <w:numFmt w:val="bullet"/>
+      <w:lvlText w:val="▪"/>
+      <w:lvlJc w:val="left"/>
+      <w:pPr>
+        <w:ind w:left="5040" w:hanging="360"/>
+      </w:pPr>
+      <w:rPr>
+        <w:u w:val="none"/>
+      </w:rPr>
+    </w:lvl>
+    <w:lvl w:ilvl="7">
+      <w:start w:val="1"/>
+      <w:numFmt w:val="bullet"/>
+      <w:lvlText w:val="▪"/>
+      <w:lvlJc w:val="left"/>
+      <w:pPr>
+        <w:ind w:left="5760" w:hanging="360"/>
+      </w:pPr>
+      <w:rPr>
+        <w:u w:val="none"/>
+      </w:rPr>
+    </w:lvl>
+    <w:lvl w:ilvl="8">
+      <w:start w:val="1"/>
+      <w:numFmt w:val="bullet"/>
+      <w:lvlText w:val="▪"/>
+      <w:lvlJc w:val="left"/>
+      <w:pPr>
+        <w:ind w:left="6480" w:hanging="360"/>
+      </w:pPr>
+      <w:rPr>
+        <w:u w:val="none"/>
+      </w:rPr>
+    </w:lvl>
+  </w:abstractNum>
+  <w:abstractNum w:abstractNumId="1" w15:restartNumberingAfterBreak="0">
+    <w:nsid w:val="01CF09DE"/>
+    <w:multiLevelType w:val="multilevel"/>
+    <w:tmpl w:val="7C28843A"/>
     <w:lvl w:ilvl="0">
       <w:start w:val="1"/>
       <w:numFmt w:val="bullet"/>
@@ -15655,123 +16306,10 @@
       </w:rPr>
     </w:lvl>
   </w:abstractNum>
-  <w:abstractNum w:abstractNumId="1" w15:restartNumberingAfterBreak="0">
-    <w:nsid w:val="36324DD1"/>
+  <w:abstractNum w:abstractNumId="2" w15:restartNumberingAfterBreak="0">
+    <w:nsid w:val="0A0F22DB"/>
     <w:multiLevelType w:val="multilevel"/>
-    <w:tmpl w:val="28406C92"/>
-    <w:lvl w:ilvl="0">
-      <w:start w:val="1"/>
-      <w:numFmt w:val="bullet"/>
-      <w:lvlText w:val="●"/>
-      <w:lvlJc w:val="left"/>
-      <w:pPr>
-        <w:ind w:left="720" w:hanging="360"/>
-      </w:pPr>
-      <w:rPr>
-        <w:u w:val="none"/>
-      </w:rPr>
-    </w:lvl>
-    <w:lvl w:ilvl="1">
-      <w:start w:val="1"/>
-      <w:numFmt w:val="bullet"/>
-      <w:lvlText w:val="o"/>
-      <w:lvlJc w:val="left"/>
-      <w:pPr>
-        <w:ind w:left="1440" w:hanging="360"/>
-      </w:pPr>
-      <w:rPr>
-        <w:u w:val="none"/>
-      </w:rPr>
-    </w:lvl>
-    <w:lvl w:ilvl="2">
-      <w:start w:val="1"/>
-      <w:numFmt w:val="bullet"/>
-      <w:lvlText w:val="▪"/>
-      <w:lvlJc w:val="left"/>
-      <w:pPr>
-        <w:ind w:left="2160" w:hanging="360"/>
-      </w:pPr>
-      <w:rPr>
-        <w:u w:val="none"/>
-      </w:rPr>
-    </w:lvl>
-    <w:lvl w:ilvl="3">
-      <w:start w:val="1"/>
-      <w:numFmt w:val="bullet"/>
-      <w:lvlText w:val="▪"/>
-      <w:lvlJc w:val="left"/>
-      <w:pPr>
-        <w:ind w:left="2880" w:hanging="360"/>
-      </w:pPr>
-      <w:rPr>
-        <w:u w:val="none"/>
-      </w:rPr>
-    </w:lvl>
-    <w:lvl w:ilvl="4">
-      <w:start w:val="1"/>
-      <w:numFmt w:val="bullet"/>
-      <w:lvlText w:val="▪"/>
-      <w:lvlJc w:val="left"/>
-      <w:pPr>
-        <w:ind w:left="3600" w:hanging="360"/>
-      </w:pPr>
-      <w:rPr>
-        <w:u w:val="none"/>
-      </w:rPr>
-    </w:lvl>
-    <w:lvl w:ilvl="5">
-      <w:start w:val="1"/>
-      <w:numFmt w:val="bullet"/>
-      <w:lvlText w:val="▪"/>
-      <w:lvlJc w:val="left"/>
-      <w:pPr>
-        <w:ind w:left="4320" w:hanging="360"/>
-      </w:pPr>
-      <w:rPr>
-        <w:u w:val="none"/>
-      </w:rPr>
-    </w:lvl>
-    <w:lvl w:ilvl="6">
-      <w:start w:val="1"/>
-      <w:numFmt w:val="bullet"/>
-      <w:lvlText w:val="▪"/>
-      <w:lvlJc w:val="left"/>
-      <w:pPr>
-        <w:ind w:left="5040" w:hanging="360"/>
-      </w:pPr>
-      <w:rPr>
-        <w:u w:val="none"/>
-      </w:rPr>
-    </w:lvl>
-    <w:lvl w:ilvl="7">
-      <w:start w:val="1"/>
-      <w:numFmt w:val="bullet"/>
-      <w:lvlText w:val="▪"/>
-      <w:lvlJc w:val="left"/>
-      <w:pPr>
-        <w:ind w:left="5760" w:hanging="360"/>
-      </w:pPr>
-      <w:rPr>
-        <w:u w:val="none"/>
-      </w:rPr>
-    </w:lvl>
-    <w:lvl w:ilvl="8">
-      <w:start w:val="1"/>
-      <w:numFmt w:val="bullet"/>
-      <w:lvlText w:val="▪"/>
-      <w:lvlJc w:val="left"/>
-      <w:pPr>
-        <w:ind w:left="6480" w:hanging="360"/>
-      </w:pPr>
-      <w:rPr>
-        <w:u w:val="none"/>
-      </w:rPr>
-    </w:lvl>
-  </w:abstractNum>
-  <w:abstractNum w:abstractNumId="2" w15:restartNumberingAfterBreak="0">
-    <w:nsid w:val="45EC3447"/>
-    <w:multiLevelType w:val="multilevel"/>
-    <w:tmpl w:val="6A22F9F2"/>
+    <w:tmpl w:val="BAE8E586"/>
     <w:lvl w:ilvl="0">
       <w:start w:val="1"/>
       <w:numFmt w:val="bullet"/>
@@ -15882,9 +16420,9 @@
     </w:lvl>
   </w:abstractNum>
   <w:abstractNum w:abstractNumId="3" w15:restartNumberingAfterBreak="0">
-    <w:nsid w:val="46196E69"/>
+    <w:nsid w:val="1D626353"/>
     <w:multiLevelType w:val="multilevel"/>
-    <w:tmpl w:val="27BA72F0"/>
+    <w:tmpl w:val="61F468A2"/>
     <w:lvl w:ilvl="0">
       <w:start w:val="1"/>
       <w:numFmt w:val="bullet"/>
@@ -15995,9 +16533,9 @@
     </w:lvl>
   </w:abstractNum>
   <w:abstractNum w:abstractNumId="4" w15:restartNumberingAfterBreak="0">
-    <w:nsid w:val="51E6214E"/>
+    <w:nsid w:val="241276FD"/>
     <w:multiLevelType w:val="multilevel"/>
-    <w:tmpl w:val="D2EEA462"/>
+    <w:tmpl w:val="3B6E74D6"/>
     <w:lvl w:ilvl="0">
       <w:start w:val="1"/>
       <w:numFmt w:val="bullet"/>
@@ -16108,9 +16646,9 @@
     </w:lvl>
   </w:abstractNum>
   <w:abstractNum w:abstractNumId="5" w15:restartNumberingAfterBreak="0">
-    <w:nsid w:val="5EBA3EBE"/>
+    <w:nsid w:val="3FFE32DA"/>
     <w:multiLevelType w:val="multilevel"/>
-    <w:tmpl w:val="60FAB960"/>
+    <w:tmpl w:val="47CE2D28"/>
     <w:lvl w:ilvl="0">
       <w:start w:val="1"/>
       <w:numFmt w:val="bullet"/>
@@ -16221,9 +16759,235 @@
     </w:lvl>
   </w:abstractNum>
   <w:abstractNum w:abstractNumId="6" w15:restartNumberingAfterBreak="0">
-    <w:nsid w:val="746A620B"/>
+    <w:nsid w:val="4664268D"/>
     <w:multiLevelType w:val="multilevel"/>
-    <w:tmpl w:val="042C8EDA"/>
+    <w:tmpl w:val="5C360466"/>
+    <w:lvl w:ilvl="0">
+      <w:start w:val="1"/>
+      <w:numFmt w:val="decimal"/>
+      <w:lvlText w:val="%1."/>
+      <w:lvlJc w:val="left"/>
+      <w:pPr>
+        <w:ind w:left="720" w:hanging="360"/>
+      </w:pPr>
+      <w:rPr>
+        <w:u w:val="none"/>
+      </w:rPr>
+    </w:lvl>
+    <w:lvl w:ilvl="1">
+      <w:start w:val="1"/>
+      <w:numFmt w:val="bullet"/>
+      <w:lvlText w:val="○"/>
+      <w:lvlJc w:val="left"/>
+      <w:pPr>
+        <w:ind w:left="1440" w:hanging="360"/>
+      </w:pPr>
+      <w:rPr>
+        <w:u w:val="none"/>
+      </w:rPr>
+    </w:lvl>
+    <w:lvl w:ilvl="2">
+      <w:start w:val="1"/>
+      <w:numFmt w:val="bullet"/>
+      <w:lvlText w:val="■"/>
+      <w:lvlJc w:val="left"/>
+      <w:pPr>
+        <w:ind w:left="2160" w:hanging="360"/>
+      </w:pPr>
+      <w:rPr>
+        <w:u w:val="none"/>
+      </w:rPr>
+    </w:lvl>
+    <w:lvl w:ilvl="3">
+      <w:start w:val="1"/>
+      <w:numFmt w:val="bullet"/>
+      <w:lvlText w:val="●"/>
+      <w:lvlJc w:val="left"/>
+      <w:pPr>
+        <w:ind w:left="2880" w:hanging="360"/>
+      </w:pPr>
+      <w:rPr>
+        <w:u w:val="none"/>
+      </w:rPr>
+    </w:lvl>
+    <w:lvl w:ilvl="4">
+      <w:start w:val="1"/>
+      <w:numFmt w:val="bullet"/>
+      <w:lvlText w:val="○"/>
+      <w:lvlJc w:val="left"/>
+      <w:pPr>
+        <w:ind w:left="3600" w:hanging="360"/>
+      </w:pPr>
+      <w:rPr>
+        <w:u w:val="none"/>
+      </w:rPr>
+    </w:lvl>
+    <w:lvl w:ilvl="5">
+      <w:start w:val="1"/>
+      <w:numFmt w:val="bullet"/>
+      <w:lvlText w:val="■"/>
+      <w:lvlJc w:val="left"/>
+      <w:pPr>
+        <w:ind w:left="4320" w:hanging="360"/>
+      </w:pPr>
+      <w:rPr>
+        <w:u w:val="none"/>
+      </w:rPr>
+    </w:lvl>
+    <w:lvl w:ilvl="6">
+      <w:start w:val="1"/>
+      <w:numFmt w:val="bullet"/>
+      <w:lvlText w:val="●"/>
+      <w:lvlJc w:val="left"/>
+      <w:pPr>
+        <w:ind w:left="5040" w:hanging="360"/>
+      </w:pPr>
+      <w:rPr>
+        <w:u w:val="none"/>
+      </w:rPr>
+    </w:lvl>
+    <w:lvl w:ilvl="7">
+      <w:start w:val="1"/>
+      <w:numFmt w:val="bullet"/>
+      <w:lvlText w:val="○"/>
+      <w:lvlJc w:val="left"/>
+      <w:pPr>
+        <w:ind w:left="5760" w:hanging="360"/>
+      </w:pPr>
+      <w:rPr>
+        <w:u w:val="none"/>
+      </w:rPr>
+    </w:lvl>
+    <w:lvl w:ilvl="8">
+      <w:start w:val="1"/>
+      <w:numFmt w:val="bullet"/>
+      <w:lvlText w:val="■"/>
+      <w:lvlJc w:val="left"/>
+      <w:pPr>
+        <w:ind w:left="6480" w:hanging="360"/>
+      </w:pPr>
+      <w:rPr>
+        <w:u w:val="none"/>
+      </w:rPr>
+    </w:lvl>
+  </w:abstractNum>
+  <w:abstractNum w:abstractNumId="7" w15:restartNumberingAfterBreak="0">
+    <w:nsid w:val="60A973C1"/>
+    <w:multiLevelType w:val="multilevel"/>
+    <w:tmpl w:val="FEEC331A"/>
+    <w:lvl w:ilvl="0">
+      <w:start w:val="1"/>
+      <w:numFmt w:val="bullet"/>
+      <w:lvlText w:val="●"/>
+      <w:lvlJc w:val="left"/>
+      <w:pPr>
+        <w:ind w:left="720" w:hanging="360"/>
+      </w:pPr>
+      <w:rPr>
+        <w:u w:val="none"/>
+      </w:rPr>
+    </w:lvl>
+    <w:lvl w:ilvl="1">
+      <w:start w:val="1"/>
+      <w:numFmt w:val="bullet"/>
+      <w:lvlText w:val="○"/>
+      <w:lvlJc w:val="left"/>
+      <w:pPr>
+        <w:ind w:left="1440" w:hanging="360"/>
+      </w:pPr>
+      <w:rPr>
+        <w:u w:val="none"/>
+      </w:rPr>
+    </w:lvl>
+    <w:lvl w:ilvl="2">
+      <w:start w:val="1"/>
+      <w:numFmt w:val="bullet"/>
+      <w:lvlText w:val="■"/>
+      <w:lvlJc w:val="left"/>
+      <w:pPr>
+        <w:ind w:left="2160" w:hanging="360"/>
+      </w:pPr>
+      <w:rPr>
+        <w:u w:val="none"/>
+      </w:rPr>
+    </w:lvl>
+    <w:lvl w:ilvl="3">
+      <w:start w:val="1"/>
+      <w:numFmt w:val="bullet"/>
+      <w:lvlText w:val="●"/>
+      <w:lvlJc w:val="left"/>
+      <w:pPr>
+        <w:ind w:left="2880" w:hanging="360"/>
+      </w:pPr>
+      <w:rPr>
+        <w:u w:val="none"/>
+      </w:rPr>
+    </w:lvl>
+    <w:lvl w:ilvl="4">
+      <w:start w:val="1"/>
+      <w:numFmt w:val="bullet"/>
+      <w:lvlText w:val="○"/>
+      <w:lvlJc w:val="left"/>
+      <w:pPr>
+        <w:ind w:left="3600" w:hanging="360"/>
+      </w:pPr>
+      <w:rPr>
+        <w:u w:val="none"/>
+      </w:rPr>
+    </w:lvl>
+    <w:lvl w:ilvl="5">
+      <w:start w:val="1"/>
+      <w:numFmt w:val="bullet"/>
+      <w:lvlText w:val="■"/>
+      <w:lvlJc w:val="left"/>
+      <w:pPr>
+        <w:ind w:left="4320" w:hanging="360"/>
+      </w:pPr>
+      <w:rPr>
+        <w:u w:val="none"/>
+      </w:rPr>
+    </w:lvl>
+    <w:lvl w:ilvl="6">
+      <w:start w:val="1"/>
+      <w:numFmt w:val="bullet"/>
+      <w:lvlText w:val="●"/>
+      <w:lvlJc w:val="left"/>
+      <w:pPr>
+        <w:ind w:left="5040" w:hanging="360"/>
+      </w:pPr>
+      <w:rPr>
+        <w:u w:val="none"/>
+      </w:rPr>
+    </w:lvl>
+    <w:lvl w:ilvl="7">
+      <w:start w:val="1"/>
+      <w:numFmt w:val="bullet"/>
+      <w:lvlText w:val="○"/>
+      <w:lvlJc w:val="left"/>
+      <w:pPr>
+        <w:ind w:left="5760" w:hanging="360"/>
+      </w:pPr>
+      <w:rPr>
+        <w:u w:val="none"/>
+      </w:rPr>
+    </w:lvl>
+    <w:lvl w:ilvl="8">
+      <w:start w:val="1"/>
+      <w:numFmt w:val="bullet"/>
+      <w:lvlText w:val="■"/>
+      <w:lvlJc w:val="left"/>
+      <w:pPr>
+        <w:ind w:left="6480" w:hanging="360"/>
+      </w:pPr>
+      <w:rPr>
+        <w:u w:val="none"/>
+      </w:rPr>
+    </w:lvl>
+  </w:abstractNum>
+  <w:abstractNum w:abstractNumId="8" w15:restartNumberingAfterBreak="0">
+    <w:nsid w:val="7A06112A"/>
+    <w:multiLevelType w:val="multilevel"/>
+    <w:tmpl w:val="31E450BE"/>
     <w:lvl w:ilvl="0">
       <w:start w:val="1"/>
       <w:numFmt w:val="bullet"/>
@@ -16351,142 +17115,32 @@
       </w:rPr>
     </w:lvl>
   </w:abstractNum>
-  <w:abstractNum w:abstractNumId="7" w15:restartNumberingAfterBreak="0">
-    <w:nsid w:val="7C1F14AF"/>
-    <w:multiLevelType w:val="multilevel"/>
-    <w:tmpl w:val="47A6009A"/>
-    <w:lvl w:ilvl="0">
-      <w:start w:val="1"/>
-      <w:numFmt w:val="bullet"/>
-      <w:lvlText w:val="●"/>
-      <w:lvlJc w:val="left"/>
-      <w:pPr>
-        <w:ind w:left="720" w:hanging="360"/>
-      </w:pPr>
-      <w:rPr>
-        <w:u w:val="none"/>
-      </w:rPr>
-    </w:lvl>
-    <w:lvl w:ilvl="1">
-      <w:start w:val="1"/>
-      <w:numFmt w:val="bullet"/>
-      <w:lvlText w:val="○"/>
-      <w:lvlJc w:val="left"/>
-      <w:pPr>
-        <w:ind w:left="1440" w:hanging="360"/>
-      </w:pPr>
-      <w:rPr>
-        <w:u w:val="none"/>
-      </w:rPr>
-    </w:lvl>
-    <w:lvl w:ilvl="2">
-      <w:start w:val="1"/>
-      <w:numFmt w:val="bullet"/>
-      <w:lvlText w:val="■"/>
-      <w:lvlJc w:val="left"/>
-      <w:pPr>
-        <w:ind w:left="2160" w:hanging="360"/>
-      </w:pPr>
-      <w:rPr>
-        <w:u w:val="none"/>
-      </w:rPr>
-    </w:lvl>
-    <w:lvl w:ilvl="3">
-      <w:start w:val="1"/>
-      <w:numFmt w:val="bullet"/>
-      <w:lvlText w:val="●"/>
-      <w:lvlJc w:val="left"/>
-      <w:pPr>
-        <w:ind w:left="2880" w:hanging="360"/>
-      </w:pPr>
-      <w:rPr>
-        <w:u w:val="none"/>
-      </w:rPr>
-    </w:lvl>
-    <w:lvl w:ilvl="4">
-      <w:start w:val="1"/>
-      <w:numFmt w:val="bullet"/>
-      <w:lvlText w:val="○"/>
-      <w:lvlJc w:val="left"/>
-      <w:pPr>
-        <w:ind w:left="3600" w:hanging="360"/>
-      </w:pPr>
-      <w:rPr>
-        <w:u w:val="none"/>
-      </w:rPr>
-    </w:lvl>
-    <w:lvl w:ilvl="5">
-      <w:start w:val="1"/>
-      <w:numFmt w:val="bullet"/>
-      <w:lvlText w:val="■"/>
-      <w:lvlJc w:val="left"/>
-      <w:pPr>
-        <w:ind w:left="4320" w:hanging="360"/>
-      </w:pPr>
-      <w:rPr>
-        <w:u w:val="none"/>
-      </w:rPr>
-    </w:lvl>
-    <w:lvl w:ilvl="6">
-      <w:start w:val="1"/>
-      <w:numFmt w:val="bullet"/>
-      <w:lvlText w:val="●"/>
-      <w:lvlJc w:val="left"/>
-      <w:pPr>
-        <w:ind w:left="5040" w:hanging="360"/>
-      </w:pPr>
-      <w:rPr>
-        <w:u w:val="none"/>
-      </w:rPr>
-    </w:lvl>
-    <w:lvl w:ilvl="7">
-      <w:start w:val="1"/>
-      <w:numFmt w:val="bullet"/>
-      <w:lvlText w:val="○"/>
-      <w:lvlJc w:val="left"/>
-      <w:pPr>
-        <w:ind w:left="5760" w:hanging="360"/>
-      </w:pPr>
-      <w:rPr>
-        <w:u w:val="none"/>
-      </w:rPr>
-    </w:lvl>
-    <w:lvl w:ilvl="8">
-      <w:start w:val="1"/>
-      <w:numFmt w:val="bullet"/>
-      <w:lvlText w:val="■"/>
-      <w:lvlJc w:val="left"/>
-      <w:pPr>
-        <w:ind w:left="6480" w:hanging="360"/>
-      </w:pPr>
-      <w:rPr>
-        <w:u w:val="none"/>
-      </w:rPr>
-    </w:lvl>
-  </w:abstractNum>
-  <w:num w:numId="1" w16cid:durableId="1212885063">
+  <w:num w:numId="1" w16cid:durableId="1953856780">
+    <w:abstractNumId w:val="1"/>
+  </w:num>
+  <w:num w:numId="2" w16cid:durableId="1015418849">
+    <w:abstractNumId w:val="7"/>
+  </w:num>
+  <w:num w:numId="3" w16cid:durableId="725227347">
+    <w:abstractNumId w:val="6"/>
+  </w:num>
+  <w:num w:numId="4" w16cid:durableId="1316648619">
+    <w:abstractNumId w:val="5"/>
+  </w:num>
+  <w:num w:numId="5" w16cid:durableId="1205096370">
+    <w:abstractNumId w:val="3"/>
+  </w:num>
+  <w:num w:numId="6" w16cid:durableId="1640912230">
+    <w:abstractNumId w:val="8"/>
+  </w:num>
+  <w:num w:numId="7" w16cid:durableId="1412659880">
     <w:abstractNumId w:val="2"/>
   </w:num>
-  <w:num w:numId="2" w16cid:durableId="358431168">
-    <w:abstractNumId w:val="3"/>
+  <w:num w:numId="8" w16cid:durableId="1446734660">
+    <w:abstractNumId w:val="0"/>
   </w:num>
-  <w:num w:numId="3" w16cid:durableId="1631789102">
-    <w:abstractNumId w:val="7"/>
-  </w:num>
-  <w:num w:numId="4" w16cid:durableId="1108549983">
+  <w:num w:numId="9" w16cid:durableId="1290940704">
     <w:abstractNumId w:val="4"/>
-  </w:num>
-  <w:num w:numId="5" w16cid:durableId="17125396">
-    <w:abstractNumId w:val="6"/>
-  </w:num>
-  <w:num w:numId="6" w16cid:durableId="1970164621">
-    <w:abstractNumId w:val="5"/>
-  </w:num>
-  <w:num w:numId="7" w16cid:durableId="194078124">
-    <w:abstractNumId w:val="1"/>
-  </w:num>
-  <w:num w:numId="8" w16cid:durableId="1838571894">
-    <w:abstractNumId w:val="0"/>
   </w:num>
 </w:numbering>
 </file>
